--- a/manuscript/manuscript_CRST_inline_final.docx
+++ b/manuscript/manuscript_CRST_inline_final.docx
@@ -45,7 +45,7 @@
     </w:p>
     <w:p>
       <w:r>
-        <w:t>Passive roof-snow strategies trade retained modeled snow mass against discrete eave-release mass. We tested whether spatial variation in slope, friction, and adhesion changed that trade-off relative to an exhaustively mapped uniform design space. A unit-width, cell-based threshold-release model was evaluated under synthetic weather, with Japanese Meteorological Agency daily observations used only as supplementary forcing. Multi-seed NSGA-II generated geometry-only, surface-only, and joint heterogeneous sets. The uniform set contained two unique objective pairs, whereas the joint set contained eight, including the uniform endpoints and additional intermediate trade-offs. Under the frozen common reference, their normalized hypervolumes were 0.402 and 0.611; joint additive epsilon versus uniform was 0.000. The joint set had six intermediate objective pairs unavailable to the uniform set under the same objective caps. Six candidates tied the minimum robustness score. Mapping the continuous joint knee to feasible generic segments changed modeled retained mass by 0.36% and release mass by 11.03%. All three selected designs failed the frozen composite timestep criterion at 1 h. Spatial grading therefore expanded modeled intermediate trade-off regions, but no front-wide superiority, structural safety, or validated roof performance is established.</w:t>
+        <w:t>Passive roof-snow strategies trade retained modeled snow mass against discrete eave-release mass. We tested whether spatial variation in slope, friction, and adhesion changed that trade-off relative to an exhaustively mapped uniform design space. A unit-width, cell-based threshold-release model was evaluated under synthetic weather, with Japanese Meteorological Agency daily observations used only as supplementary forcing. Multi-seed NSGA-II generated geometry-only, surface-only, and joint heterogeneous sets. The uniform set contained 2 unique objective pairs, whereas the joint set contained 6, including the uniform endpoints and additional intermediate trade-offs. Under the common audit reference, their normalized hypervolumes were 0.701 and 0.762; joint additive epsilon versus uniform was 0.000. The joint set had 4 intermediate objective pairs unavailable to the uniform set under the same objective caps. 6 candidates tied the minimum robustness score. Mapping the continuous joint knee to rule-compliant generic segments changed modeled retained mass by -98.28% and release mass by +537.47%. A targeted 0.25-h sensitivity failed the four-metric tolerance for 3 of 3 selected designs relative to the 0.5-h production results. Spatial grading expanded the nominal modeled set, but constructability and interval sensitivity dominated the practical interpretation; no front-wide superiority, structural safety, or validated roof performance is established.</w:t>
       </w:r>
     </w:p>
     <w:p>
@@ -305,7 +305,7 @@
       <w:r>
         <w:drawing>
           <wp:inline xmlns:a="http://schemas.openxmlformats.org/drawingml/2006/main" xmlns:pic="http://schemas.openxmlformats.org/drawingml/2006/picture">
-            <wp:extent cx="5669280" cy="5290987"/>
+            <wp:extent cx="5669280" cy="5288603"/>
             <wp:docPr id="4" name="Picture 4"/>
             <wp:cNvGraphicFramePr>
               <a:graphicFrameLocks noChangeAspect="1"/>
@@ -326,7 +326,7 @@
                   <pic:spPr>
                     <a:xfrm>
                       <a:off x="0" y="0"/>
-                      <a:ext cx="5669280" cy="5290987"/>
+                      <a:ext cx="5669280" cy="5288603"/>
                     </a:xfrm>
                     <a:prstGeom prst="rect"/>
                   </pic:spPr>
@@ -544,7 +544,7 @@
               <w:rPr>
                 <w:sz w:val="14"/>
               </w:rPr>
-              <w:t>2912</w:t>
+              <w:t>2910</w:t>
             </w:r>
           </w:p>
         </w:tc>
@@ -570,7 +570,7 @@
               <w:rPr>
                 <w:sz w:val="14"/>
               </w:rPr>
-              <w:t>80.00</w:t>
+              <w:t>40.00</w:t>
             </w:r>
           </w:p>
         </w:tc>
@@ -583,7 +583,7 @@
               <w:rPr>
                 <w:sz w:val="14"/>
               </w:rPr>
-              <w:t>80.00</w:t>
+              <w:t>40.00</w:t>
             </w:r>
           </w:p>
         </w:tc>
@@ -596,7 +596,7 @@
               <w:rPr>
                 <w:sz w:val="14"/>
               </w:rPr>
-              <w:t>0.402</w:t>
+              <w:t>0.701</w:t>
             </w:r>
           </w:p>
         </w:tc>
@@ -637,7 +637,7 @@
               <w:rPr>
                 <w:sz w:val="14"/>
               </w:rPr>
-              <w:t>320</w:t>
+              <w:t>155</w:t>
             </w:r>
           </w:p>
         </w:tc>
@@ -650,7 +650,7 @@
               <w:rPr>
                 <w:sz w:val="14"/>
               </w:rPr>
-              <w:t>15</w:t>
+              <w:t>6</w:t>
             </w:r>
           </w:p>
         </w:tc>
@@ -663,7 +663,7 @@
               <w:rPr>
                 <w:sz w:val="14"/>
               </w:rPr>
-              <w:t>175.3</w:t>
+              <w:t>160.0</w:t>
             </w:r>
           </w:p>
         </w:tc>
@@ -676,7 +676,7 @@
               <w:rPr>
                 <w:sz w:val="14"/>
               </w:rPr>
-              <w:t>105.1</w:t>
+              <w:t>65.77</w:t>
             </w:r>
           </w:p>
         </w:tc>
@@ -689,7 +689,7 @@
               <w:rPr>
                 <w:sz w:val="14"/>
               </w:rPr>
-              <w:t>0.267</w:t>
+              <w:t>0.504</w:t>
             </w:r>
           </w:p>
         </w:tc>
@@ -702,7 +702,7 @@
               <w:rPr>
                 <w:sz w:val="14"/>
               </w:rPr>
-              <w:t>0.205</w:t>
+              <w:t>0.209</w:t>
             </w:r>
           </w:p>
         </w:tc>
@@ -730,7 +730,7 @@
               <w:rPr>
                 <w:sz w:val="14"/>
               </w:rPr>
-              <w:t>1731</w:t>
+              <w:t>270</w:t>
             </w:r>
           </w:p>
         </w:tc>
@@ -756,7 +756,7 @@
               <w:rPr>
                 <w:sz w:val="14"/>
               </w:rPr>
-              <w:t>80.00</w:t>
+              <w:t>40.00</w:t>
             </w:r>
           </w:p>
         </w:tc>
@@ -769,7 +769,7 @@
               <w:rPr>
                 <w:sz w:val="14"/>
               </w:rPr>
-              <w:t>80.00</w:t>
+              <w:t>40.00</w:t>
             </w:r>
           </w:p>
         </w:tc>
@@ -782,7 +782,7 @@
               <w:rPr>
                 <w:sz w:val="14"/>
               </w:rPr>
-              <w:t>0.402</w:t>
+              <w:t>0.701</w:t>
             </w:r>
           </w:p>
         </w:tc>
@@ -823,7 +823,7 @@
               <w:rPr>
                 <w:sz w:val="14"/>
               </w:rPr>
-              <w:t>1928</w:t>
+              <w:t>1341</w:t>
             </w:r>
           </w:p>
         </w:tc>
@@ -836,7 +836,7 @@
               <w:rPr>
                 <w:sz w:val="14"/>
               </w:rPr>
-              <w:t>8</w:t>
+              <w:t>6</w:t>
             </w:r>
           </w:p>
         </w:tc>
@@ -849,7 +849,7 @@
               <w:rPr>
                 <w:sz w:val="14"/>
               </w:rPr>
-              <w:t>3210.6</w:t>
+              <w:t>4547.4</w:t>
             </w:r>
           </w:p>
         </w:tc>
@@ -862,7 +862,7 @@
               <w:rPr>
                 <w:sz w:val="14"/>
               </w:rPr>
-              <w:t>40.00</w:t>
+              <w:t>12.28</w:t>
             </w:r>
           </w:p>
         </w:tc>
@@ -875,7 +875,7 @@
               <w:rPr>
                 <w:sz w:val="14"/>
               </w:rPr>
-              <w:t>0.611</w:t>
+              <w:t>0.762</w:t>
             </w:r>
           </w:p>
         </w:tc>
@@ -1026,7 +1026,7 @@
               <w:rPr>
                 <w:sz w:val="14"/>
               </w:rPr>
-              <w:t>39.97</w:t>
+              <w:t>36.96</w:t>
             </w:r>
           </w:p>
         </w:tc>
@@ -1039,7 +1039,7 @@
               <w:rPr>
                 <w:sz w:val="14"/>
               </w:rPr>
-              <w:t>33.00</w:t>
+              <w:t>38.00</w:t>
             </w:r>
           </w:p>
         </w:tc>
@@ -1052,7 +1052,7 @@
               <w:rPr>
                 <w:sz w:val="14"/>
               </w:rPr>
-              <w:t>0.464</w:t>
+              <w:t>0.213</w:t>
             </w:r>
           </w:p>
         </w:tc>
@@ -1065,7 +1065,7 @@
               <w:rPr>
                 <w:sz w:val="14"/>
               </w:rPr>
-              <w:t>202.3</w:t>
+              <w:t>20.94</w:t>
             </w:r>
           </w:p>
         </w:tc>
@@ -1078,7 +1078,7 @@
               <w:rPr>
                 <w:sz w:val="14"/>
               </w:rPr>
-              <w:t>rough_retention</w:t>
+              <w:t>smooth_metal</w:t>
             </w:r>
           </w:p>
         </w:tc>
@@ -1106,7 +1106,7 @@
               <w:rPr>
                 <w:sz w:val="14"/>
               </w:rPr>
-              <w:t>35.51</w:t>
+              <w:t>37.50</w:t>
             </w:r>
           </w:p>
         </w:tc>
@@ -1119,7 +1119,7 @@
               <w:rPr>
                 <w:sz w:val="14"/>
               </w:rPr>
-              <w:t>33.00</w:t>
+              <w:t>38.00</w:t>
             </w:r>
           </w:p>
         </w:tc>
@@ -1132,7 +1132,7 @@
               <w:rPr>
                 <w:sz w:val="14"/>
               </w:rPr>
-              <w:t>0.474</w:t>
+              <w:t>0.218</w:t>
             </w:r>
           </w:p>
         </w:tc>
@@ -1145,7 +1145,7 @@
               <w:rPr>
                 <w:sz w:val="14"/>
               </w:rPr>
-              <w:t>176.3</w:t>
+              <w:t>22.33</w:t>
             </w:r>
           </w:p>
         </w:tc>
@@ -1158,7 +1158,7 @@
               <w:rPr>
                 <w:sz w:val="14"/>
               </w:rPr>
-              <w:t>rough_retention</w:t>
+              <w:t>smooth_metal</w:t>
             </w:r>
           </w:p>
         </w:tc>
@@ -1186,7 +1186,7 @@
               <w:rPr>
                 <w:sz w:val="14"/>
               </w:rPr>
-              <w:t>31.04</w:t>
+              <w:t>38.04</w:t>
             </w:r>
           </w:p>
         </w:tc>
@@ -1199,7 +1199,7 @@
               <w:rPr>
                 <w:sz w:val="14"/>
               </w:rPr>
-              <w:t>33.00</w:t>
+              <w:t>38.00</w:t>
             </w:r>
           </w:p>
         </w:tc>
@@ -1212,7 +1212,7 @@
               <w:rPr>
                 <w:sz w:val="14"/>
               </w:rPr>
-              <w:t>0.484</w:t>
+              <w:t>0.222</w:t>
             </w:r>
           </w:p>
         </w:tc>
@@ -1225,7 +1225,7 @@
               <w:rPr>
                 <w:sz w:val="14"/>
               </w:rPr>
-              <w:t>150.3</w:t>
+              <w:t>23.72</w:t>
             </w:r>
           </w:p>
         </w:tc>
@@ -1238,7 +1238,7 @@
               <w:rPr>
                 <w:sz w:val="14"/>
               </w:rPr>
-              <w:t>rough_retention</w:t>
+              <w:t>smooth_metal</w:t>
             </w:r>
           </w:p>
         </w:tc>
@@ -1266,7 +1266,7 @@
               <w:rPr>
                 <w:sz w:val="14"/>
               </w:rPr>
-              <w:t>26.58</w:t>
+              <w:t>38.58</w:t>
             </w:r>
           </w:p>
         </w:tc>
@@ -1279,7 +1279,7 @@
               <w:rPr>
                 <w:sz w:val="14"/>
               </w:rPr>
-              <w:t>33.00</w:t>
+              <w:t>38.00</w:t>
             </w:r>
           </w:p>
         </w:tc>
@@ -1292,7 +1292,7 @@
               <w:rPr>
                 <w:sz w:val="14"/>
               </w:rPr>
-              <w:t>0.494</w:t>
+              <w:t>0.227</w:t>
             </w:r>
           </w:p>
         </w:tc>
@@ -1305,7 +1305,7 @@
               <w:rPr>
                 <w:sz w:val="14"/>
               </w:rPr>
-              <w:t>124.3</w:t>
+              <w:t>25.11</w:t>
             </w:r>
           </w:p>
         </w:tc>
@@ -1318,7 +1318,7 @@
               <w:rPr>
                 <w:sz w:val="14"/>
               </w:rPr>
-              <w:t>rough_retention</w:t>
+              <w:t>smooth_metal</w:t>
             </w:r>
           </w:p>
         </w:tc>
@@ -1346,7 +1346,7 @@
               <w:rPr>
                 <w:sz w:val="14"/>
               </w:rPr>
-              <w:t>22.11</w:t>
+              <w:t>39.11</w:t>
             </w:r>
           </w:p>
         </w:tc>
@@ -1359,7 +1359,7 @@
               <w:rPr>
                 <w:sz w:val="14"/>
               </w:rPr>
-              <w:t>21.00</w:t>
+              <w:t>40.00</w:t>
             </w:r>
           </w:p>
         </w:tc>
@@ -1372,7 +1372,7 @@
               <w:rPr>
                 <w:sz w:val="14"/>
               </w:rPr>
-              <w:t>0.504</w:t>
+              <w:t>0.231</w:t>
             </w:r>
           </w:p>
         </w:tc>
@@ -1385,7 +1385,7 @@
               <w:rPr>
                 <w:sz w:val="14"/>
               </w:rPr>
-              <w:t>98.30</w:t>
+              <w:t>26.50</w:t>
             </w:r>
           </w:p>
         </w:tc>
@@ -1398,7 +1398,7 @@
               <w:rPr>
                 <w:sz w:val="14"/>
               </w:rPr>
-              <w:t>aged_coated_metal</w:t>
+              <w:t>smooth_metal</w:t>
             </w:r>
           </w:p>
         </w:tc>
@@ -1426,7 +1426,7 @@
               <w:rPr>
                 <w:sz w:val="14"/>
               </w:rPr>
-              <w:t>17.64</w:t>
+              <w:t>39.65</w:t>
             </w:r>
           </w:p>
         </w:tc>
@@ -1439,7 +1439,7 @@
               <w:rPr>
                 <w:sz w:val="14"/>
               </w:rPr>
-              <w:t>21.00</w:t>
+              <w:t>40.00</w:t>
             </w:r>
           </w:p>
         </w:tc>
@@ -1452,7 +1452,7 @@
               <w:rPr>
                 <w:sz w:val="14"/>
               </w:rPr>
-              <w:t>0.514</w:t>
+              <w:t>0.236</w:t>
             </w:r>
           </w:p>
         </w:tc>
@@ -1465,7 +1465,7 @@
               <w:rPr>
                 <w:sz w:val="14"/>
               </w:rPr>
-              <w:t>72.31</w:t>
+              <w:t>27.89</w:t>
             </w:r>
           </w:p>
         </w:tc>
@@ -1478,7 +1478,7 @@
               <w:rPr>
                 <w:sz w:val="14"/>
               </w:rPr>
-              <w:t>aged_coated_metal</w:t>
+              <w:t>smooth_metal</w:t>
             </w:r>
           </w:p>
         </w:tc>
@@ -1506,7 +1506,7 @@
               <w:rPr>
                 <w:sz w:val="14"/>
               </w:rPr>
-              <w:t>13.18</w:t>
+              <w:t>40.19</w:t>
             </w:r>
           </w:p>
         </w:tc>
@@ -1519,7 +1519,7 @@
               <w:rPr>
                 <w:sz w:val="14"/>
               </w:rPr>
-              <w:t>21.00</w:t>
+              <w:t>40.00</w:t>
             </w:r>
           </w:p>
         </w:tc>
@@ -1532,7 +1532,7 @@
               <w:rPr>
                 <w:sz w:val="14"/>
               </w:rPr>
-              <w:t>0.524</w:t>
+              <w:t>0.240</w:t>
             </w:r>
           </w:p>
         </w:tc>
@@ -1545,7 +1545,7 @@
               <w:rPr>
                 <w:sz w:val="14"/>
               </w:rPr>
-              <w:t>46.32</w:t>
+              <w:t>29.28</w:t>
             </w:r>
           </w:p>
         </w:tc>
@@ -1558,7 +1558,7 @@
               <w:rPr>
                 <w:sz w:val="14"/>
               </w:rPr>
-              <w:t>aged_coated_metal</w:t>
+              <w:t>smooth_metal</w:t>
             </w:r>
           </w:p>
         </w:tc>
@@ -1586,7 +1586,7 @@
               <w:rPr>
                 <w:sz w:val="14"/>
               </w:rPr>
-              <w:t>8.710</w:t>
+              <w:t>40.73</w:t>
             </w:r>
           </w:p>
         </w:tc>
@@ -1599,7 +1599,7 @@
               <w:rPr>
                 <w:sz w:val="14"/>
               </w:rPr>
-              <w:t>21.00</w:t>
+              <w:t>40.00</w:t>
             </w:r>
           </w:p>
         </w:tc>
@@ -1612,7 +1612,7 @@
               <w:rPr>
                 <w:sz w:val="14"/>
               </w:rPr>
-              <w:t>0.534</w:t>
+              <w:t>0.245</w:t>
             </w:r>
           </w:p>
         </w:tc>
@@ -1625,7 +1625,7 @@
               <w:rPr>
                 <w:sz w:val="14"/>
               </w:rPr>
-              <w:t>20.33</w:t>
+              <w:t>30.67</w:t>
             </w:r>
           </w:p>
         </w:tc>
@@ -1638,7 +1638,7 @@
               <w:rPr>
                 <w:sz w:val="14"/>
               </w:rPr>
-              <w:t>aged_coated_metal</w:t>
+              <w:t>smooth_metal</w:t>
             </w:r>
           </w:p>
         </w:tc>
@@ -1666,7 +1666,7 @@
               <w:rPr>
                 <w:sz w:val="14"/>
               </w:rPr>
-              <w:t>6.863</w:t>
+              <w:t>39.53</w:t>
             </w:r>
           </w:p>
         </w:tc>
@@ -1679,7 +1679,7 @@
               <w:rPr>
                 <w:sz w:val="14"/>
               </w:rPr>
-              <w:t>12.00</w:t>
+              <w:t>33.00</w:t>
             </w:r>
           </w:p>
         </w:tc>
@@ -1692,7 +1692,7 @@
               <w:rPr>
                 <w:sz w:val="14"/>
               </w:rPr>
-              <w:t>0.526</w:t>
+              <w:t>0.244</w:t>
             </w:r>
           </w:p>
         </w:tc>
@@ -1705,7 +1705,7 @@
               <w:rPr>
                 <w:sz w:val="14"/>
               </w:rPr>
-              <w:t>2.890</w:t>
+              <w:t>30.23</w:t>
             </w:r>
           </w:p>
         </w:tc>
@@ -1718,7 +1718,7 @@
               <w:rPr>
                 <w:sz w:val="14"/>
               </w:rPr>
-              <w:t>aged_coated_metal</w:t>
+              <w:t>smooth_metal</w:t>
             </w:r>
           </w:p>
         </w:tc>
@@ -1746,7 +1746,7 @@
               <w:rPr>
                 <w:sz w:val="14"/>
               </w:rPr>
-              <w:t>10.26</w:t>
+              <w:t>34.86</w:t>
             </w:r>
           </w:p>
         </w:tc>
@@ -1759,7 +1759,7 @@
               <w:rPr>
                 <w:sz w:val="14"/>
               </w:rPr>
-              <w:t>12.00</w:t>
+              <w:t>33.00</w:t>
             </w:r>
           </w:p>
         </w:tc>
@@ -1772,7 +1772,7 @@
               <w:rPr>
                 <w:sz w:val="14"/>
               </w:rPr>
-              <w:t>0.482</w:t>
+              <w:t>0.233</w:t>
             </w:r>
           </w:p>
         </w:tc>
@@ -1785,7 +1785,7 @@
               <w:rPr>
                 <w:sz w:val="14"/>
               </w:rPr>
-              <w:t>2.557</w:t>
+              <w:t>26.14</w:t>
             </w:r>
           </w:p>
         </w:tc>
@@ -1798,7 +1798,7 @@
               <w:rPr>
                 <w:sz w:val="14"/>
               </w:rPr>
-              <w:t>aged_coated_metal</w:t>
+              <w:t>smooth_metal</w:t>
             </w:r>
           </w:p>
         </w:tc>
@@ -1826,7 +1826,7 @@
               <w:rPr>
                 <w:sz w:val="14"/>
               </w:rPr>
-              <w:t>13.65</w:t>
+              <w:t>30.19</w:t>
             </w:r>
           </w:p>
         </w:tc>
@@ -1839,7 +1839,7 @@
               <w:rPr>
                 <w:sz w:val="14"/>
               </w:rPr>
-              <w:t>12.00</w:t>
+              <w:t>33.00</w:t>
             </w:r>
           </w:p>
         </w:tc>
@@ -1852,7 +1852,7 @@
               <w:rPr>
                 <w:sz w:val="14"/>
               </w:rPr>
-              <w:t>0.439</w:t>
+              <w:t>0.222</w:t>
             </w:r>
           </w:p>
         </w:tc>
@@ -1865,7 +1865,7 @@
               <w:rPr>
                 <w:sz w:val="14"/>
               </w:rPr>
-              <w:t>2.224</w:t>
+              <w:t>22.05</w:t>
             </w:r>
           </w:p>
         </w:tc>
@@ -1878,7 +1878,7 @@
               <w:rPr>
                 <w:sz w:val="14"/>
               </w:rPr>
-              <w:t>aged_coated_metal</w:t>
+              <w:t>smooth_metal</w:t>
             </w:r>
           </w:p>
         </w:tc>
@@ -1906,7 +1906,7 @@
               <w:rPr>
                 <w:sz w:val="14"/>
               </w:rPr>
-              <w:t>17.05</w:t>
+              <w:t>25.52</w:t>
             </w:r>
           </w:p>
         </w:tc>
@@ -1919,7 +1919,7 @@
               <w:rPr>
                 <w:sz w:val="14"/>
               </w:rPr>
-              <w:t>12.00</w:t>
+              <w:t>33.00</w:t>
             </w:r>
           </w:p>
         </w:tc>
@@ -1932,7 +1932,7 @@
               <w:rPr>
                 <w:sz w:val="14"/>
               </w:rPr>
-              <w:t>0.395</w:t>
+              <w:t>0.211</w:t>
             </w:r>
           </w:p>
         </w:tc>
@@ -1945,7 +1945,7 @@
               <w:rPr>
                 <w:sz w:val="14"/>
               </w:rPr>
-              <w:t>1.891</w:t>
+              <w:t>17.95</w:t>
             </w:r>
           </w:p>
         </w:tc>
@@ -1958,7 +1958,7 @@
               <w:rPr>
                 <w:sz w:val="14"/>
               </w:rPr>
-              <w:t>aged_coated_metal</w:t>
+              <w:t>smooth_metal</w:t>
             </w:r>
           </w:p>
         </w:tc>
@@ -1986,7 +1986,7 @@
               <w:rPr>
                 <w:sz w:val="14"/>
               </w:rPr>
-              <w:t>20.44</w:t>
+              <w:t>20.86</w:t>
             </w:r>
           </w:p>
         </w:tc>
@@ -1999,7 +1999,7 @@
               <w:rPr>
                 <w:sz w:val="14"/>
               </w:rPr>
-              <w:t>24.00</w:t>
+              <w:t>21.00</w:t>
             </w:r>
           </w:p>
         </w:tc>
@@ -2012,7 +2012,7 @@
               <w:rPr>
                 <w:sz w:val="14"/>
               </w:rPr>
-              <w:t>0.352</w:t>
+              <w:t>0.201</w:t>
             </w:r>
           </w:p>
         </w:tc>
@@ -2025,7 +2025,7 @@
               <w:rPr>
                 <w:sz w:val="14"/>
               </w:rPr>
-              <w:t>1.558</w:t>
+              <w:t>13.86</w:t>
             </w:r>
           </w:p>
         </w:tc>
@@ -2066,7 +2066,7 @@
               <w:rPr>
                 <w:sz w:val="14"/>
               </w:rPr>
-              <w:t>23.84</w:t>
+              <w:t>16.19</w:t>
             </w:r>
           </w:p>
         </w:tc>
@@ -2079,7 +2079,7 @@
               <w:rPr>
                 <w:sz w:val="14"/>
               </w:rPr>
-              <w:t>24.00</w:t>
+              <w:t>21.00</w:t>
             </w:r>
           </w:p>
         </w:tc>
@@ -2092,7 +2092,7 @@
               <w:rPr>
                 <w:sz w:val="14"/>
               </w:rPr>
-              <w:t>0.308</w:t>
+              <w:t>0.190</w:t>
             </w:r>
           </w:p>
         </w:tc>
@@ -2105,7 +2105,7 @@
               <w:rPr>
                 <w:sz w:val="14"/>
               </w:rPr>
-              <w:t>1.225</w:t>
+              <w:t>9.767</w:t>
             </w:r>
           </w:p>
         </w:tc>
@@ -2146,7 +2146,7 @@
               <w:rPr>
                 <w:sz w:val="14"/>
               </w:rPr>
-              <w:t>27.23</w:t>
+              <w:t>11.52</w:t>
             </w:r>
           </w:p>
         </w:tc>
@@ -2159,7 +2159,7 @@
               <w:rPr>
                 <w:sz w:val="14"/>
               </w:rPr>
-              <w:t>24.00</w:t>
+              <w:t>21.00</w:t>
             </w:r>
           </w:p>
         </w:tc>
@@ -2172,7 +2172,7 @@
               <w:rPr>
                 <w:sz w:val="14"/>
               </w:rPr>
-              <w:t>0.265</w:t>
+              <w:t>0.179</w:t>
             </w:r>
           </w:p>
         </w:tc>
@@ -2185,7 +2185,7 @@
               <w:rPr>
                 <w:sz w:val="14"/>
               </w:rPr>
-              <w:t>0.893</w:t>
+              <w:t>5.673</w:t>
             </w:r>
           </w:p>
         </w:tc>
@@ -2226,7 +2226,7 @@
               <w:rPr>
                 <w:sz w:val="14"/>
               </w:rPr>
-              <w:t>30.62</w:t>
+              <w:t>6.848</w:t>
             </w:r>
           </w:p>
         </w:tc>
@@ -2239,7 +2239,7 @@
               <w:rPr>
                 <w:sz w:val="14"/>
               </w:rPr>
-              <w:t>33.00</w:t>
+              <w:t>9.000</w:t>
             </w:r>
           </w:p>
         </w:tc>
@@ -2252,7 +2252,7 @@
               <w:rPr>
                 <w:sz w:val="14"/>
               </w:rPr>
-              <w:t>0.221</w:t>
+              <w:t>0.168</w:t>
             </w:r>
           </w:p>
         </w:tc>
@@ -2265,7 +2265,7 @@
               <w:rPr>
                 <w:sz w:val="14"/>
               </w:rPr>
-              <w:t>0.560</w:t>
+              <w:t>1.580</w:t>
             </w:r>
           </w:p>
         </w:tc>
@@ -2306,7 +2306,7 @@
               <w:rPr>
                 <w:sz w:val="14"/>
               </w:rPr>
-              <w:t>32.84</w:t>
+              <w:t>7.958</w:t>
             </w:r>
           </w:p>
         </w:tc>
@@ -2319,7 +2319,7 @@
               <w:rPr>
                 <w:sz w:val="14"/>
               </w:rPr>
-              <w:t>33.00</w:t>
+              <w:t>9.000</w:t>
             </w:r>
           </w:p>
         </w:tc>
@@ -2332,7 +2332,7 @@
               <w:rPr>
                 <w:sz w:val="14"/>
               </w:rPr>
-              <w:t>0.221</w:t>
+              <w:t>0.179</w:t>
             </w:r>
           </w:p>
         </w:tc>
@@ -2345,7 +2345,7 @@
               <w:rPr>
                 <w:sz w:val="14"/>
               </w:rPr>
-              <w:t>1.181</w:t>
+              <w:t>0.306</w:t>
             </w:r>
           </w:p>
         </w:tc>
@@ -2386,7 +2386,7 @@
               <w:rPr>
                 <w:sz w:val="14"/>
               </w:rPr>
-              <w:t>34.48</w:t>
+              <w:t>11.96</w:t>
             </w:r>
           </w:p>
         </w:tc>
@@ -2399,7 +2399,7 @@
               <w:rPr>
                 <w:sz w:val="14"/>
               </w:rPr>
-              <w:t>33.00</w:t>
+              <w:t>9.000</w:t>
             </w:r>
           </w:p>
         </w:tc>
@@ -2412,7 +2412,7 @@
               <w:rPr>
                 <w:sz w:val="14"/>
               </w:rPr>
-              <w:t>0.241</w:t>
+              <w:t>0.202</w:t>
             </w:r>
           </w:p>
         </w:tc>
@@ -2425,7 +2425,7 @@
               <w:rPr>
                 <w:sz w:val="14"/>
               </w:rPr>
-              <w:t>2.279</w:t>
+              <w:t>0.441</w:t>
             </w:r>
           </w:p>
         </w:tc>
@@ -2466,7 +2466,7 @@
               <w:rPr>
                 <w:sz w:val="14"/>
               </w:rPr>
-              <w:t>36.11</w:t>
+              <w:t>15.96</w:t>
             </w:r>
           </w:p>
         </w:tc>
@@ -2479,7 +2479,7 @@
               <w:rPr>
                 <w:sz w:val="14"/>
               </w:rPr>
-              <w:t>38.00</w:t>
+              <w:t>20.00</w:t>
             </w:r>
           </w:p>
         </w:tc>
@@ -2492,7 +2492,7 @@
               <w:rPr>
                 <w:sz w:val="14"/>
               </w:rPr>
-              <w:t>0.262</w:t>
+              <w:t>0.224</w:t>
             </w:r>
           </w:p>
         </w:tc>
@@ -2505,7 +2505,7 @@
               <w:rPr>
                 <w:sz w:val="14"/>
               </w:rPr>
-              <w:t>3.377</w:t>
+              <w:t>0.576</w:t>
             </w:r>
           </w:p>
         </w:tc>
@@ -2546,7 +2546,7 @@
               <w:rPr>
                 <w:sz w:val="14"/>
               </w:rPr>
-              <w:t>37.74</w:t>
+              <w:t>19.96</w:t>
             </w:r>
           </w:p>
         </w:tc>
@@ -2559,7 +2559,7 @@
               <w:rPr>
                 <w:sz w:val="14"/>
               </w:rPr>
-              <w:t>38.00</w:t>
+              <w:t>20.00</w:t>
             </w:r>
           </w:p>
         </w:tc>
@@ -2572,7 +2572,7 @@
               <w:rPr>
                 <w:sz w:val="14"/>
               </w:rPr>
-              <w:t>0.283</w:t>
+              <w:t>0.246</w:t>
             </w:r>
           </w:p>
         </w:tc>
@@ -2585,7 +2585,7 @@
               <w:rPr>
                 <w:sz w:val="14"/>
               </w:rPr>
-              <w:t>4.475</w:t>
+              <w:t>0.711</w:t>
             </w:r>
           </w:p>
         </w:tc>
@@ -2626,7 +2626,7 @@
               <w:rPr>
                 <w:sz w:val="14"/>
               </w:rPr>
-              <w:t>39.37</w:t>
+              <w:t>23.96</w:t>
             </w:r>
           </w:p>
         </w:tc>
@@ -2639,7 +2639,7 @@
               <w:rPr>
                 <w:sz w:val="14"/>
               </w:rPr>
-              <w:t>38.00</w:t>
+              <w:t>20.00</w:t>
             </w:r>
           </w:p>
         </w:tc>
@@ -2652,7 +2652,7 @@
               <w:rPr>
                 <w:sz w:val="14"/>
               </w:rPr>
-              <w:t>0.304</w:t>
+              <w:t>0.269</w:t>
             </w:r>
           </w:p>
         </w:tc>
@@ -2665,7 +2665,7 @@
               <w:rPr>
                 <w:sz w:val="14"/>
               </w:rPr>
-              <w:t>5.573</w:t>
+              <w:t>0.846</w:t>
             </w:r>
           </w:p>
         </w:tc>
@@ -2706,7 +2706,7 @@
               <w:rPr>
                 <w:sz w:val="14"/>
               </w:rPr>
-              <w:t>41.01</w:t>
+              <w:t>27.96</w:t>
             </w:r>
           </w:p>
         </w:tc>
@@ -2719,7 +2719,7 @@
               <w:rPr>
                 <w:sz w:val="14"/>
               </w:rPr>
-              <w:t>43.00</w:t>
+              <w:t>32.00</w:t>
             </w:r>
           </w:p>
         </w:tc>
@@ -2732,7 +2732,7 @@
               <w:rPr>
                 <w:sz w:val="14"/>
               </w:rPr>
-              <w:t>0.324</w:t>
+              <w:t>0.291</w:t>
             </w:r>
           </w:p>
         </w:tc>
@@ -2745,7 +2745,7 @@
               <w:rPr>
                 <w:sz w:val="14"/>
               </w:rPr>
-              <w:t>6.671</w:t>
+              <w:t>0.981</w:t>
             </w:r>
           </w:p>
         </w:tc>
@@ -2758,7 +2758,7 @@
               <w:rPr>
                 <w:sz w:val="14"/>
               </w:rPr>
-              <w:t>aged_coated_metal</w:t>
+              <w:t>smooth_metal</w:t>
             </w:r>
           </w:p>
         </w:tc>
@@ -2786,7 +2786,7 @@
               <w:rPr>
                 <w:sz w:val="14"/>
               </w:rPr>
-              <w:t>42.64</w:t>
+              <w:t>31.96</w:t>
             </w:r>
           </w:p>
         </w:tc>
@@ -2799,7 +2799,7 @@
               <w:rPr>
                 <w:sz w:val="14"/>
               </w:rPr>
-              <w:t>43.00</w:t>
+              <w:t>32.00</w:t>
             </w:r>
           </w:p>
         </w:tc>
@@ -2812,7 +2812,7 @@
               <w:rPr>
                 <w:sz w:val="14"/>
               </w:rPr>
-              <w:t>0.345</w:t>
+              <w:t>0.313</w:t>
             </w:r>
           </w:p>
         </w:tc>
@@ -2825,7 +2825,7 @@
               <w:rPr>
                 <w:sz w:val="14"/>
               </w:rPr>
-              <w:t>7.768</w:t>
+              <w:t>1.117</w:t>
             </w:r>
           </w:p>
         </w:tc>
@@ -2838,7 +2838,7 @@
               <w:rPr>
                 <w:sz w:val="14"/>
               </w:rPr>
-              <w:t>aged_coated_metal</w:t>
+              <w:t>smooth_metal</w:t>
             </w:r>
           </w:p>
         </w:tc>
@@ -2866,7 +2866,7 @@
               <w:rPr>
                 <w:sz w:val="14"/>
               </w:rPr>
-              <w:t>44.27</w:t>
+              <w:t>35.96</w:t>
             </w:r>
           </w:p>
         </w:tc>
@@ -2879,7 +2879,7 @@
               <w:rPr>
                 <w:sz w:val="14"/>
               </w:rPr>
-              <w:t>43.00</w:t>
+              <w:t>32.00</w:t>
             </w:r>
           </w:p>
         </w:tc>
@@ -2892,7 +2892,7 @@
               <w:rPr>
                 <w:sz w:val="14"/>
               </w:rPr>
-              <w:t>0.366</w:t>
+              <w:t>0.336</w:t>
             </w:r>
           </w:p>
         </w:tc>
@@ -2905,7 +2905,7 @@
               <w:rPr>
                 <w:sz w:val="14"/>
               </w:rPr>
-              <w:t>8.866</w:t>
+              <w:t>1.252</w:t>
             </w:r>
           </w:p>
         </w:tc>
@@ -2918,7 +2918,7 @@
               <w:rPr>
                 <w:sz w:val="14"/>
               </w:rPr>
-              <w:t>aged_coated_metal</w:t>
+              <w:t>smooth_metal</w:t>
             </w:r>
           </w:p>
         </w:tc>
@@ -3161,7 +3161,7 @@
               <w:rPr>
                 <w:sz w:val="14"/>
               </w:rPr>
-              <w:t>3210.6</w:t>
+              <w:t>4547.4</w:t>
             </w:r>
           </w:p>
         </w:tc>
@@ -3174,7 +3174,7 @@
               <w:rPr>
                 <w:sz w:val="14"/>
               </w:rPr>
-              <w:t>40.00</w:t>
+              <w:t>12.28</w:t>
             </w:r>
           </w:p>
         </w:tc>
@@ -3187,7 +3187,7 @@
               <w:rPr>
                 <w:sz w:val="14"/>
               </w:rPr>
-              <w:t>0.013</w:t>
+              <w:t>0.007</w:t>
             </w:r>
           </w:p>
         </w:tc>
@@ -3200,7 +3200,7 @@
               <w:rPr>
                 <w:sz w:val="14"/>
               </w:rPr>
-              <w:t>137.7</w:t>
+              <w:t>248.0</w:t>
             </w:r>
           </w:p>
         </w:tc>
@@ -3306,7 +3306,7 @@
               <w:rPr>
                 <w:sz w:val="14"/>
               </w:rPr>
-              <w:t>3222.3</w:t>
+              <w:t>78.28</w:t>
             </w:r>
           </w:p>
         </w:tc>
@@ -3319,7 +3319,7 @@
               <w:rPr>
                 <w:sz w:val="14"/>
               </w:rPr>
-              <w:t>44.41</w:t>
+              <w:t>78.28</w:t>
             </w:r>
           </w:p>
         </w:tc>
@@ -3332,7 +3332,7 @@
               <w:rPr>
                 <w:sz w:val="14"/>
               </w:rPr>
-              <w:t>0.018</w:t>
+              <w:t>0.017</w:t>
             </w:r>
           </w:p>
         </w:tc>
@@ -3371,7 +3371,7 @@
               <w:rPr>
                 <w:sz w:val="14"/>
               </w:rPr>
-              <w:t>3</w:t>
+              <w:t>0</w:t>
             </w:r>
           </w:p>
         </w:tc>
@@ -3384,7 +3384,7 @@
               <w:rPr>
                 <w:sz w:val="14"/>
               </w:rPr>
-              <w:t>11.68</w:t>
+              <w:t>-4469.1</w:t>
             </w:r>
           </w:p>
         </w:tc>
@@ -3397,7 +3397,7 @@
               <w:rPr>
                 <w:sz w:val="14"/>
               </w:rPr>
-              <w:t>0.364</w:t>
+              <w:t>-98.28</w:t>
             </w:r>
           </w:p>
         </w:tc>
@@ -3410,7 +3410,7 @@
               <w:rPr>
                 <w:sz w:val="14"/>
               </w:rPr>
-              <w:t>4.412</w:t>
+              <w:t>66.00</w:t>
             </w:r>
           </w:p>
         </w:tc>
@@ -3423,7 +3423,7 @@
               <w:rPr>
                 <w:sz w:val="14"/>
               </w:rPr>
-              <w:t>11.03</w:t>
+              <w:t>537.5</w:t>
             </w:r>
           </w:p>
         </w:tc>
@@ -3452,7 +3452,7 @@
     </w:p>
     <w:p>
       <w:r>
-        <w:t>A full 30 x 30 x 7 uniform slope-friction-adhesion map preceded heterogeneous optimization. Geometry-only, surface-only, and joint profiles were parameterized by 4 control points interpolated across the roof. Checkpointed NSGA-II used a population of 48, 45 generations, and seeds 1701, 2903, 4517. Feasible historical evaluations from every seed were combined and filtered to approximate nondominated heterogeneous sets; only the uniform grid was exhaustively enumerated. Objective pairs were deduplicated at six decimal places for frontier metrics while design rows remained available for robustness and constructability analyses. Normalized hypervolume used common bounds and a reference at 105% of the joint objective maxima. Additive epsilon versus uniform, combined-set dominance, matched-objective constraints, and reference-point sensitivity were calculated. A normalized-distance knee was reported only as a within-front descriptive selection; common and front-specific normalizations were audited separately. Per-seed metrics summarized optimizer stochasticity in a machine-readable supplement. Figure 6 reports numerical convergence; Figure 7 reports prespecified one-at-a-time sensitivity.</w:t>
+        <w:t>A full 30 x 30 x 7 uniform slope-friction-adhesion map preceded heterogeneous optimization. Geometry-only, surface-only, and joint profiles were parameterized by 4 control points interpolated across the roof. Checkpointed NSGA-II used a population of 48, 45 generations, and seeds 1701, 2903, 4517. Feasible historical evaluations from every seed were combined and filtered to approximate nondominated heterogeneous sets; only the uniform grid was exhaustively enumerated. Objective pairs were deduplicated at six decimal places for frontier metrics while design rows remained available for robustness and constructability analyses. Normalized hypervolume used common bounds and a reference at 105% of the joint objective maxima. Additive epsilon versus uniform, combined-set dominance, matched-objective constraints, and reference-point sensitivity were calculated. A normalized-distance knee was reported only as a within-front descriptive selection; common and front-specific normalizations were audited separately. Per-seed metrics summarized optimizer stochasticity in a machine-readable supplement. Production used a 0.5-h timestep, the finest resolution in the frozen grid. A targeted 0.25-h reevaluation of selected designs was reported as post-freeze numerical sensitivity rather than a second optimization. Figure 6 reports numerical convergence; Figure 7 reports prespecified one-at-a-time sensitivity.</w:t>
       </w:r>
     </w:p>
     <w:p>
@@ -3513,7 +3513,7 @@
       <w:r>
         <w:drawing>
           <wp:inline xmlns:a="http://schemas.openxmlformats.org/drawingml/2006/main" xmlns:pic="http://schemas.openxmlformats.org/drawingml/2006/picture">
-            <wp:extent cx="5669280" cy="4522813"/>
+            <wp:extent cx="5669280" cy="4521289"/>
             <wp:docPr id="7" name="Picture 7"/>
             <wp:cNvGraphicFramePr>
               <a:graphicFrameLocks noChangeAspect="1"/>
@@ -3534,7 +3534,7 @@
                   <pic:spPr>
                     <a:xfrm>
                       <a:off x="0" y="0"/>
-                      <a:ext cx="5669280" cy="4522813"/>
+                      <a:ext cx="5669280" cy="4521289"/>
                     </a:xfrm>
                     <a:prstGeom prst="rect"/>
                   </pic:spPr>
@@ -3618,7 +3618,7 @@
       <w:r>
         <w:drawing>
           <wp:inline xmlns:a="http://schemas.openxmlformats.org/drawingml/2006/main" xmlns:pic="http://schemas.openxmlformats.org/drawingml/2006/picture">
-            <wp:extent cx="5669280" cy="2910708"/>
+            <wp:extent cx="5669280" cy="2831376"/>
             <wp:docPr id="9" name="Picture 9"/>
             <wp:cNvGraphicFramePr>
               <a:graphicFrameLocks noChangeAspect="1"/>
@@ -3639,7 +3639,7 @@
                   <pic:spPr>
                     <a:xfrm>
                       <a:off x="0" y="0"/>
-                      <a:ext cx="5669280" cy="2910708"/>
+                      <a:ext cx="5669280" cy="2831376"/>
                     </a:xfrm>
                     <a:prstGeom prst="rect"/>
                   </pic:spPr>
@@ -3874,33 +3874,33 @@
               <w:rPr>
                 <w:sz w:val="14"/>
               </w:rPr>
-              <w:t>joint</w:t>
-            </w:r>
-          </w:p>
-        </w:tc>
-        <w:tc>
-          <w:tcPr>
-            <w:tcW w:type="dxa" w:w="1170"/>
-          </w:tcPr>
-          <w:p>
-            <w:r>
-              <w:rPr>
-                <w:sz w:val="14"/>
-              </w:rPr>
-              <w:t>GRADED_HYBRID</w:t>
-            </w:r>
-          </w:p>
-        </w:tc>
-        <w:tc>
-          <w:tcPr>
-            <w:tcW w:type="dxa" w:w="1170"/>
-          </w:tcPr>
-          <w:p>
-            <w:r>
-              <w:rPr>
-                <w:sz w:val="14"/>
-              </w:rPr>
-              <w:t>0.667</w:t>
+              <w:t>uniform</w:t>
+            </w:r>
+          </w:p>
+        </w:tc>
+        <w:tc>
+          <w:tcPr>
+            <w:tcW w:type="dxa" w:w="1170"/>
+          </w:tcPr>
+          <w:p>
+            <w:r>
+              <w:rPr>
+                <w:sz w:val="14"/>
+              </w:rPr>
+              <w:t>SHEDDING</w:t>
+            </w:r>
+          </w:p>
+        </w:tc>
+        <w:tc>
+          <w:tcPr>
+            <w:tcW w:type="dxa" w:w="1170"/>
+          </w:tcPr>
+          <w:p>
+            <w:r>
+              <w:rPr>
+                <w:sz w:val="14"/>
+              </w:rPr>
+              <w:t>0.000</w:t>
             </w:r>
           </w:p>
         </w:tc>
@@ -4192,33 +4192,33 @@
               <w:rPr>
                 <w:sz w:val="14"/>
               </w:rPr>
-              <w:t>joint</w:t>
-            </w:r>
-          </w:p>
-        </w:tc>
-        <w:tc>
-          <w:tcPr>
-            <w:tcW w:type="dxa" w:w="1170"/>
-          </w:tcPr>
-          <w:p>
-            <w:r>
-              <w:rPr>
-                <w:sz w:val="14"/>
-              </w:rPr>
-              <w:t>GRADED_HYBRID</w:t>
-            </w:r>
-          </w:p>
-        </w:tc>
-        <w:tc>
-          <w:tcPr>
-            <w:tcW w:type="dxa" w:w="1170"/>
-          </w:tcPr>
-          <w:p>
-            <w:r>
-              <w:rPr>
-                <w:sz w:val="14"/>
-              </w:rPr>
-              <w:t>0.667</w:t>
+              <w:t>uniform</w:t>
+            </w:r>
+          </w:p>
+        </w:tc>
+        <w:tc>
+          <w:tcPr>
+            <w:tcW w:type="dxa" w:w="1170"/>
+          </w:tcPr>
+          <w:p>
+            <w:r>
+              <w:rPr>
+                <w:sz w:val="14"/>
+              </w:rPr>
+              <w:t>SHEDDING</w:t>
+            </w:r>
+          </w:p>
+        </w:tc>
+        <w:tc>
+          <w:tcPr>
+            <w:tcW w:type="dxa" w:w="1170"/>
+          </w:tcPr>
+          <w:p>
+            <w:r>
+              <w:rPr>
+                <w:sz w:val="14"/>
+              </w:rPr>
+              <w:t>0.000</w:t>
             </w:r>
           </w:p>
         </w:tc>
@@ -4510,33 +4510,33 @@
               <w:rPr>
                 <w:sz w:val="14"/>
               </w:rPr>
-              <w:t>joint</w:t>
-            </w:r>
-          </w:p>
-        </w:tc>
-        <w:tc>
-          <w:tcPr>
-            <w:tcW w:type="dxa" w:w="1170"/>
-          </w:tcPr>
-          <w:p>
-            <w:r>
-              <w:rPr>
-                <w:sz w:val="14"/>
-              </w:rPr>
-              <w:t>GRADED_HYBRID</w:t>
-            </w:r>
-          </w:p>
-        </w:tc>
-        <w:tc>
-          <w:tcPr>
-            <w:tcW w:type="dxa" w:w="1170"/>
-          </w:tcPr>
-          <w:p>
-            <w:r>
-              <w:rPr>
-                <w:sz w:val="14"/>
-              </w:rPr>
-              <w:t>0.667</w:t>
+              <w:t>uniform</w:t>
+            </w:r>
+          </w:p>
+        </w:tc>
+        <w:tc>
+          <w:tcPr>
+            <w:tcW w:type="dxa" w:w="1170"/>
+          </w:tcPr>
+          <w:p>
+            <w:r>
+              <w:rPr>
+                <w:sz w:val="14"/>
+              </w:rPr>
+              <w:t>SHEDDING</w:t>
+            </w:r>
+          </w:p>
+        </w:tc>
+        <w:tc>
+          <w:tcPr>
+            <w:tcW w:type="dxa" w:w="1170"/>
+          </w:tcPr>
+          <w:p>
+            <w:r>
+              <w:rPr>
+                <w:sz w:val="14"/>
+              </w:rPr>
+              <w:t>0.000</w:t>
             </w:r>
           </w:p>
         </w:tc>
@@ -4828,33 +4828,33 @@
               <w:rPr>
                 <w:sz w:val="14"/>
               </w:rPr>
-              <w:t>joint</w:t>
-            </w:r>
-          </w:p>
-        </w:tc>
-        <w:tc>
-          <w:tcPr>
-            <w:tcW w:type="dxa" w:w="1170"/>
-          </w:tcPr>
-          <w:p>
-            <w:r>
-              <w:rPr>
-                <w:sz w:val="14"/>
-              </w:rPr>
-              <w:t>GRADED_HYBRID</w:t>
-            </w:r>
-          </w:p>
-        </w:tc>
-        <w:tc>
-          <w:tcPr>
-            <w:tcW w:type="dxa" w:w="1170"/>
-          </w:tcPr>
-          <w:p>
-            <w:r>
-              <w:rPr>
-                <w:sz w:val="14"/>
-              </w:rPr>
-              <w:t>0.667</w:t>
+              <w:t>uniform</w:t>
+            </w:r>
+          </w:p>
+        </w:tc>
+        <w:tc>
+          <w:tcPr>
+            <w:tcW w:type="dxa" w:w="1170"/>
+          </w:tcPr>
+          <w:p>
+            <w:r>
+              <w:rPr>
+                <w:sz w:val="14"/>
+              </w:rPr>
+              <w:t>SHEDDING</w:t>
+            </w:r>
+          </w:p>
+        </w:tc>
+        <w:tc>
+          <w:tcPr>
+            <w:tcW w:type="dxa" w:w="1170"/>
+          </w:tcPr>
+          <w:p>
+            <w:r>
+              <w:rPr>
+                <w:sz w:val="14"/>
+              </w:rPr>
+              <w:t>0.000</w:t>
             </w:r>
           </w:p>
         </w:tc>
@@ -5146,33 +5146,33 @@
               <w:rPr>
                 <w:sz w:val="14"/>
               </w:rPr>
-              <w:t>joint</w:t>
-            </w:r>
-          </w:p>
-        </w:tc>
-        <w:tc>
-          <w:tcPr>
-            <w:tcW w:type="dxa" w:w="1170"/>
-          </w:tcPr>
-          <w:p>
-            <w:r>
-              <w:rPr>
-                <w:sz w:val="14"/>
-              </w:rPr>
-              <w:t>GRADED_HYBRID</w:t>
-            </w:r>
-          </w:p>
-        </w:tc>
-        <w:tc>
-          <w:tcPr>
-            <w:tcW w:type="dxa" w:w="1170"/>
-          </w:tcPr>
-          <w:p>
-            <w:r>
-              <w:rPr>
-                <w:sz w:val="14"/>
-              </w:rPr>
-              <w:t>0.667</w:t>
+              <w:t>uniform</w:t>
+            </w:r>
+          </w:p>
+        </w:tc>
+        <w:tc>
+          <w:tcPr>
+            <w:tcW w:type="dxa" w:w="1170"/>
+          </w:tcPr>
+          <w:p>
+            <w:r>
+              <w:rPr>
+                <w:sz w:val="14"/>
+              </w:rPr>
+              <w:t>SHEDDING</w:t>
+            </w:r>
+          </w:p>
+        </w:tc>
+        <w:tc>
+          <w:tcPr>
+            <w:tcW w:type="dxa" w:w="1170"/>
+          </w:tcPr>
+          <w:p>
+            <w:r>
+              <w:rPr>
+                <w:sz w:val="14"/>
+              </w:rPr>
+              <w:t>0.000</w:t>
             </w:r>
           </w:p>
         </w:tc>
@@ -5464,33 +5464,33 @@
               <w:rPr>
                 <w:sz w:val="14"/>
               </w:rPr>
-              <w:t>joint</w:t>
-            </w:r>
-          </w:p>
-        </w:tc>
-        <w:tc>
-          <w:tcPr>
-            <w:tcW w:type="dxa" w:w="1170"/>
-          </w:tcPr>
-          <w:p>
-            <w:r>
-              <w:rPr>
-                <w:sz w:val="14"/>
-              </w:rPr>
-              <w:t>GRADED_HYBRID</w:t>
-            </w:r>
-          </w:p>
-        </w:tc>
-        <w:tc>
-          <w:tcPr>
-            <w:tcW w:type="dxa" w:w="1170"/>
-          </w:tcPr>
-          <w:p>
-            <w:r>
-              <w:rPr>
-                <w:sz w:val="14"/>
-              </w:rPr>
-              <w:t>0.667</w:t>
+              <w:t>uniform</w:t>
+            </w:r>
+          </w:p>
+        </w:tc>
+        <w:tc>
+          <w:tcPr>
+            <w:tcW w:type="dxa" w:w="1170"/>
+          </w:tcPr>
+          <w:p>
+            <w:r>
+              <w:rPr>
+                <w:sz w:val="14"/>
+              </w:rPr>
+              <w:t>SHEDDING</w:t>
+            </w:r>
+          </w:p>
+        </w:tc>
+        <w:tc>
+          <w:tcPr>
+            <w:tcW w:type="dxa" w:w="1170"/>
+          </w:tcPr>
+          <w:p>
+            <w:r>
+              <w:rPr>
+                <w:sz w:val="14"/>
+              </w:rPr>
+              <w:t>0.000</w:t>
             </w:r>
           </w:p>
         </w:tc>
@@ -6100,33 +6100,33 @@
               <w:rPr>
                 <w:sz w:val="14"/>
               </w:rPr>
-              <w:t>joint</w:t>
-            </w:r>
-          </w:p>
-        </w:tc>
-        <w:tc>
-          <w:tcPr>
-            <w:tcW w:type="dxa" w:w="1170"/>
-          </w:tcPr>
-          <w:p>
-            <w:r>
-              <w:rPr>
-                <w:sz w:val="14"/>
-              </w:rPr>
-              <w:t>GRADED_HYBRID</w:t>
-            </w:r>
-          </w:p>
-        </w:tc>
-        <w:tc>
-          <w:tcPr>
-            <w:tcW w:type="dxa" w:w="1170"/>
-          </w:tcPr>
-          <w:p>
-            <w:r>
-              <w:rPr>
-                <w:sz w:val="14"/>
-              </w:rPr>
-              <w:t>0.667</w:t>
+              <w:t>uniform</w:t>
+            </w:r>
+          </w:p>
+        </w:tc>
+        <w:tc>
+          <w:tcPr>
+            <w:tcW w:type="dxa" w:w="1170"/>
+          </w:tcPr>
+          <w:p>
+            <w:r>
+              <w:rPr>
+                <w:sz w:val="14"/>
+              </w:rPr>
+              <w:t>SHEDDING</w:t>
+            </w:r>
+          </w:p>
+        </w:tc>
+        <w:tc>
+          <w:tcPr>
+            <w:tcW w:type="dxa" w:w="1170"/>
+          </w:tcPr>
+          <w:p>
+            <w:r>
+              <w:rPr>
+                <w:sz w:val="14"/>
+              </w:rPr>
+              <w:t>0.000</w:t>
             </w:r>
           </w:p>
         </w:tc>
@@ -6418,33 +6418,33 @@
               <w:rPr>
                 <w:sz w:val="14"/>
               </w:rPr>
-              <w:t>joint</w:t>
-            </w:r>
-          </w:p>
-        </w:tc>
-        <w:tc>
-          <w:tcPr>
-            <w:tcW w:type="dxa" w:w="1170"/>
-          </w:tcPr>
-          <w:p>
-            <w:r>
-              <w:rPr>
-                <w:sz w:val="14"/>
-              </w:rPr>
-              <w:t>GRADED_HYBRID</w:t>
-            </w:r>
-          </w:p>
-        </w:tc>
-        <w:tc>
-          <w:tcPr>
-            <w:tcW w:type="dxa" w:w="1170"/>
-          </w:tcPr>
-          <w:p>
-            <w:r>
-              <w:rPr>
-                <w:sz w:val="14"/>
-              </w:rPr>
-              <w:t>0.667</w:t>
+              <w:t>uniform</w:t>
+            </w:r>
+          </w:p>
+        </w:tc>
+        <w:tc>
+          <w:tcPr>
+            <w:tcW w:type="dxa" w:w="1170"/>
+          </w:tcPr>
+          <w:p>
+            <w:r>
+              <w:rPr>
+                <w:sz w:val="14"/>
+              </w:rPr>
+              <w:t>SHEDDING</w:t>
+            </w:r>
+          </w:p>
+        </w:tc>
+        <w:tc>
+          <w:tcPr>
+            <w:tcW w:type="dxa" w:w="1170"/>
+          </w:tcPr>
+          <w:p>
+            <w:r>
+              <w:rPr>
+                <w:sz w:val="14"/>
+              </w:rPr>
+              <w:t>0.000</w:t>
             </w:r>
           </w:p>
         </w:tc>
@@ -7703,7 +7703,7 @@
               <w:rPr>
                 <w:sz w:val="14"/>
               </w:rPr>
-              <w:t>GRADED_HYBRID</w:t>
+              <w:t>RETENTION</w:t>
             </w:r>
           </w:p>
         </w:tc>
@@ -8021,7 +8021,7 @@
               <w:rPr>
                 <w:sz w:val="14"/>
               </w:rPr>
-              <w:t>GRADED_HYBRID</w:t>
+              <w:t>RETENTION</w:t>
             </w:r>
           </w:p>
         </w:tc>
@@ -8339,7 +8339,7 @@
               <w:rPr>
                 <w:sz w:val="14"/>
               </w:rPr>
-              <w:t>GRADED_HYBRID</w:t>
+              <w:t>RETENTION</w:t>
             </w:r>
           </w:p>
         </w:tc>
@@ -9704,33 +9704,33 @@
               <w:rPr>
                 <w:sz w:val="14"/>
               </w:rPr>
-              <w:t>joint</w:t>
-            </w:r>
-          </w:p>
-        </w:tc>
-        <w:tc>
-          <w:tcPr>
-            <w:tcW w:type="dxa" w:w="1170"/>
-          </w:tcPr>
-          <w:p>
-            <w:r>
-              <w:rPr>
-                <w:sz w:val="14"/>
-              </w:rPr>
-              <w:t>GRADED_HYBRID</w:t>
-            </w:r>
-          </w:p>
-        </w:tc>
-        <w:tc>
-          <w:tcPr>
-            <w:tcW w:type="dxa" w:w="1170"/>
-          </w:tcPr>
-          <w:p>
-            <w:r>
-              <w:rPr>
-                <w:sz w:val="14"/>
-              </w:rPr>
-              <w:t>1.000</w:t>
+              <w:t>uniform</w:t>
+            </w:r>
+          </w:p>
+        </w:tc>
+        <w:tc>
+          <w:tcPr>
+            <w:tcW w:type="dxa" w:w="1170"/>
+          </w:tcPr>
+          <w:p>
+            <w:r>
+              <w:rPr>
+                <w:sz w:val="14"/>
+              </w:rPr>
+              <w:t>SHEDDING</w:t>
+            </w:r>
+          </w:p>
+        </w:tc>
+        <w:tc>
+          <w:tcPr>
+            <w:tcW w:type="dxa" w:w="1170"/>
+          </w:tcPr>
+          <w:p>
+            <w:r>
+              <w:rPr>
+                <w:sz w:val="14"/>
+              </w:rPr>
+              <w:t>0.000</w:t>
             </w:r>
           </w:p>
         </w:tc>
@@ -10022,33 +10022,33 @@
               <w:rPr>
                 <w:sz w:val="14"/>
               </w:rPr>
-              <w:t>joint</w:t>
-            </w:r>
-          </w:p>
-        </w:tc>
-        <w:tc>
-          <w:tcPr>
-            <w:tcW w:type="dxa" w:w="1170"/>
-          </w:tcPr>
-          <w:p>
-            <w:r>
-              <w:rPr>
-                <w:sz w:val="14"/>
-              </w:rPr>
-              <w:t>GRADED_HYBRID</w:t>
-            </w:r>
-          </w:p>
-        </w:tc>
-        <w:tc>
-          <w:tcPr>
-            <w:tcW w:type="dxa" w:w="1170"/>
-          </w:tcPr>
-          <w:p>
-            <w:r>
-              <w:rPr>
-                <w:sz w:val="14"/>
-              </w:rPr>
-              <w:t>1.000</w:t>
+              <w:t>uniform</w:t>
+            </w:r>
+          </w:p>
+        </w:tc>
+        <w:tc>
+          <w:tcPr>
+            <w:tcW w:type="dxa" w:w="1170"/>
+          </w:tcPr>
+          <w:p>
+            <w:r>
+              <w:rPr>
+                <w:sz w:val="14"/>
+              </w:rPr>
+              <w:t>SHEDDING</w:t>
+            </w:r>
+          </w:p>
+        </w:tc>
+        <w:tc>
+          <w:tcPr>
+            <w:tcW w:type="dxa" w:w="1170"/>
+          </w:tcPr>
+          <w:p>
+            <w:r>
+              <w:rPr>
+                <w:sz w:val="14"/>
+              </w:rPr>
+              <w:t>0.000</w:t>
             </w:r>
           </w:p>
         </w:tc>
@@ -10340,33 +10340,33 @@
               <w:rPr>
                 <w:sz w:val="14"/>
               </w:rPr>
-              <w:t>joint</w:t>
-            </w:r>
-          </w:p>
-        </w:tc>
-        <w:tc>
-          <w:tcPr>
-            <w:tcW w:type="dxa" w:w="1170"/>
-          </w:tcPr>
-          <w:p>
-            <w:r>
-              <w:rPr>
-                <w:sz w:val="14"/>
-              </w:rPr>
-              <w:t>GRADED_HYBRID</w:t>
-            </w:r>
-          </w:p>
-        </w:tc>
-        <w:tc>
-          <w:tcPr>
-            <w:tcW w:type="dxa" w:w="1170"/>
-          </w:tcPr>
-          <w:p>
-            <w:r>
-              <w:rPr>
-                <w:sz w:val="14"/>
-              </w:rPr>
-              <w:t>1.000</w:t>
+              <w:t>uniform</w:t>
+            </w:r>
+          </w:p>
+        </w:tc>
+        <w:tc>
+          <w:tcPr>
+            <w:tcW w:type="dxa" w:w="1170"/>
+          </w:tcPr>
+          <w:p>
+            <w:r>
+              <w:rPr>
+                <w:sz w:val="14"/>
+              </w:rPr>
+              <w:t>SHEDDING</w:t>
+            </w:r>
+          </w:p>
+        </w:tc>
+        <w:tc>
+          <w:tcPr>
+            <w:tcW w:type="dxa" w:w="1170"/>
+          </w:tcPr>
+          <w:p>
+            <w:r>
+              <w:rPr>
+                <w:sz w:val="14"/>
+              </w:rPr>
+              <w:t>0.000</w:t>
             </w:r>
           </w:p>
         </w:tc>
@@ -10658,33 +10658,33 @@
               <w:rPr>
                 <w:sz w:val="14"/>
               </w:rPr>
-              <w:t>joint</w:t>
-            </w:r>
-          </w:p>
-        </w:tc>
-        <w:tc>
-          <w:tcPr>
-            <w:tcW w:type="dxa" w:w="1170"/>
-          </w:tcPr>
-          <w:p>
-            <w:r>
-              <w:rPr>
-                <w:sz w:val="14"/>
-              </w:rPr>
-              <w:t>GRADED_HYBRID</w:t>
-            </w:r>
-          </w:p>
-        </w:tc>
-        <w:tc>
-          <w:tcPr>
-            <w:tcW w:type="dxa" w:w="1170"/>
-          </w:tcPr>
-          <w:p>
-            <w:r>
-              <w:rPr>
-                <w:sz w:val="14"/>
-              </w:rPr>
-              <w:t>1.000</w:t>
+              <w:t>uniform</w:t>
+            </w:r>
+          </w:p>
+        </w:tc>
+        <w:tc>
+          <w:tcPr>
+            <w:tcW w:type="dxa" w:w="1170"/>
+          </w:tcPr>
+          <w:p>
+            <w:r>
+              <w:rPr>
+                <w:sz w:val="14"/>
+              </w:rPr>
+              <w:t>SHEDDING</w:t>
+            </w:r>
+          </w:p>
+        </w:tc>
+        <w:tc>
+          <w:tcPr>
+            <w:tcW w:type="dxa" w:w="1170"/>
+          </w:tcPr>
+          <w:p>
+            <w:r>
+              <w:rPr>
+                <w:sz w:val="14"/>
+              </w:rPr>
+              <w:t>0.000</w:t>
             </w:r>
           </w:p>
         </w:tc>
@@ -10976,33 +10976,33 @@
               <w:rPr>
                 <w:sz w:val="14"/>
               </w:rPr>
-              <w:t>joint</w:t>
-            </w:r>
-          </w:p>
-        </w:tc>
-        <w:tc>
-          <w:tcPr>
-            <w:tcW w:type="dxa" w:w="1170"/>
-          </w:tcPr>
-          <w:p>
-            <w:r>
-              <w:rPr>
-                <w:sz w:val="14"/>
-              </w:rPr>
-              <w:t>GRADED_HYBRID</w:t>
-            </w:r>
-          </w:p>
-        </w:tc>
-        <w:tc>
-          <w:tcPr>
-            <w:tcW w:type="dxa" w:w="1170"/>
-          </w:tcPr>
-          <w:p>
-            <w:r>
-              <w:rPr>
-                <w:sz w:val="14"/>
-              </w:rPr>
-              <w:t>1.000</w:t>
+              <w:t>uniform</w:t>
+            </w:r>
+          </w:p>
+        </w:tc>
+        <w:tc>
+          <w:tcPr>
+            <w:tcW w:type="dxa" w:w="1170"/>
+          </w:tcPr>
+          <w:p>
+            <w:r>
+              <w:rPr>
+                <w:sz w:val="14"/>
+              </w:rPr>
+              <w:t>SHEDDING</w:t>
+            </w:r>
+          </w:p>
+        </w:tc>
+        <w:tc>
+          <w:tcPr>
+            <w:tcW w:type="dxa" w:w="1170"/>
+          </w:tcPr>
+          <w:p>
+            <w:r>
+              <w:rPr>
+                <w:sz w:val="14"/>
+              </w:rPr>
+              <w:t>0.000</w:t>
             </w:r>
           </w:p>
         </w:tc>
@@ -11294,33 +11294,33 @@
               <w:rPr>
                 <w:sz w:val="14"/>
               </w:rPr>
-              <w:t>joint</w:t>
-            </w:r>
-          </w:p>
-        </w:tc>
-        <w:tc>
-          <w:tcPr>
-            <w:tcW w:type="dxa" w:w="1170"/>
-          </w:tcPr>
-          <w:p>
-            <w:r>
-              <w:rPr>
-                <w:sz w:val="14"/>
-              </w:rPr>
-              <w:t>GRADED_HYBRID</w:t>
-            </w:r>
-          </w:p>
-        </w:tc>
-        <w:tc>
-          <w:tcPr>
-            <w:tcW w:type="dxa" w:w="1170"/>
-          </w:tcPr>
-          <w:p>
-            <w:r>
-              <w:rPr>
-                <w:sz w:val="14"/>
-              </w:rPr>
-              <w:t>1.000</w:t>
+              <w:t>uniform</w:t>
+            </w:r>
+          </w:p>
+        </w:tc>
+        <w:tc>
+          <w:tcPr>
+            <w:tcW w:type="dxa" w:w="1170"/>
+          </w:tcPr>
+          <w:p>
+            <w:r>
+              <w:rPr>
+                <w:sz w:val="14"/>
+              </w:rPr>
+              <w:t>SHEDDING</w:t>
+            </w:r>
+          </w:p>
+        </w:tc>
+        <w:tc>
+          <w:tcPr>
+            <w:tcW w:type="dxa" w:w="1170"/>
+          </w:tcPr>
+          <w:p>
+            <w:r>
+              <w:rPr>
+                <w:sz w:val="14"/>
+              </w:rPr>
+              <w:t>0.000</w:t>
             </w:r>
           </w:p>
         </w:tc>
@@ -11612,33 +11612,33 @@
               <w:rPr>
                 <w:sz w:val="14"/>
               </w:rPr>
-              <w:t>joint</w:t>
-            </w:r>
-          </w:p>
-        </w:tc>
-        <w:tc>
-          <w:tcPr>
-            <w:tcW w:type="dxa" w:w="1170"/>
-          </w:tcPr>
-          <w:p>
-            <w:r>
-              <w:rPr>
-                <w:sz w:val="14"/>
-              </w:rPr>
-              <w:t>GRADED_HYBRID</w:t>
-            </w:r>
-          </w:p>
-        </w:tc>
-        <w:tc>
-          <w:tcPr>
-            <w:tcW w:type="dxa" w:w="1170"/>
-          </w:tcPr>
-          <w:p>
-            <w:r>
-              <w:rPr>
-                <w:sz w:val="14"/>
-              </w:rPr>
-              <w:t>1.000</w:t>
+              <w:t>uniform</w:t>
+            </w:r>
+          </w:p>
+        </w:tc>
+        <w:tc>
+          <w:tcPr>
+            <w:tcW w:type="dxa" w:w="1170"/>
+          </w:tcPr>
+          <w:p>
+            <w:r>
+              <w:rPr>
+                <w:sz w:val="14"/>
+              </w:rPr>
+              <w:t>SHEDDING</w:t>
+            </w:r>
+          </w:p>
+        </w:tc>
+        <w:tc>
+          <w:tcPr>
+            <w:tcW w:type="dxa" w:w="1170"/>
+          </w:tcPr>
+          <w:p>
+            <w:r>
+              <w:rPr>
+                <w:sz w:val="14"/>
+              </w:rPr>
+              <w:t>0.000</w:t>
             </w:r>
           </w:p>
         </w:tc>
@@ -11930,33 +11930,33 @@
               <w:rPr>
                 <w:sz w:val="14"/>
               </w:rPr>
-              <w:t>joint</w:t>
-            </w:r>
-          </w:p>
-        </w:tc>
-        <w:tc>
-          <w:tcPr>
-            <w:tcW w:type="dxa" w:w="1170"/>
-          </w:tcPr>
-          <w:p>
-            <w:r>
-              <w:rPr>
-                <w:sz w:val="14"/>
-              </w:rPr>
-              <w:t>GRADED_HYBRID</w:t>
-            </w:r>
-          </w:p>
-        </w:tc>
-        <w:tc>
-          <w:tcPr>
-            <w:tcW w:type="dxa" w:w="1170"/>
-          </w:tcPr>
-          <w:p>
-            <w:r>
-              <w:rPr>
-                <w:sz w:val="14"/>
-              </w:rPr>
-              <w:t>1.000</w:t>
+              <w:t>uniform</w:t>
+            </w:r>
+          </w:p>
+        </w:tc>
+        <w:tc>
+          <w:tcPr>
+            <w:tcW w:type="dxa" w:w="1170"/>
+          </w:tcPr>
+          <w:p>
+            <w:r>
+              <w:rPr>
+                <w:sz w:val="14"/>
+              </w:rPr>
+              <w:t>SHEDDING</w:t>
+            </w:r>
+          </w:p>
+        </w:tc>
+        <w:tc>
+          <w:tcPr>
+            <w:tcW w:type="dxa" w:w="1170"/>
+          </w:tcPr>
+          <w:p>
+            <w:r>
+              <w:rPr>
+                <w:sz w:val="14"/>
+              </w:rPr>
+              <w:t>0.000</w:t>
             </w:r>
           </w:p>
         </w:tc>
@@ -12248,33 +12248,33 @@
               <w:rPr>
                 <w:sz w:val="14"/>
               </w:rPr>
-              <w:t>joint</w:t>
-            </w:r>
-          </w:p>
-        </w:tc>
-        <w:tc>
-          <w:tcPr>
-            <w:tcW w:type="dxa" w:w="1170"/>
-          </w:tcPr>
-          <w:p>
-            <w:r>
-              <w:rPr>
-                <w:sz w:val="14"/>
-              </w:rPr>
-              <w:t>GRADED_HYBRID</w:t>
-            </w:r>
-          </w:p>
-        </w:tc>
-        <w:tc>
-          <w:tcPr>
-            <w:tcW w:type="dxa" w:w="1170"/>
-          </w:tcPr>
-          <w:p>
-            <w:r>
-              <w:rPr>
-                <w:sz w:val="14"/>
-              </w:rPr>
-              <w:t>1.000</w:t>
+              <w:t>uniform</w:t>
+            </w:r>
+          </w:p>
+        </w:tc>
+        <w:tc>
+          <w:tcPr>
+            <w:tcW w:type="dxa" w:w="1170"/>
+          </w:tcPr>
+          <w:p>
+            <w:r>
+              <w:rPr>
+                <w:sz w:val="14"/>
+              </w:rPr>
+              <w:t>SHEDDING</w:t>
+            </w:r>
+          </w:p>
+        </w:tc>
+        <w:tc>
+          <w:tcPr>
+            <w:tcW w:type="dxa" w:w="1170"/>
+          </w:tcPr>
+          <w:p>
+            <w:r>
+              <w:rPr>
+                <w:sz w:val="14"/>
+              </w:rPr>
+              <w:t>0.000</w:t>
             </w:r>
           </w:p>
         </w:tc>
@@ -12544,7 +12544,7 @@
               <w:rPr>
                 <w:sz w:val="14"/>
               </w:rPr>
-              <w:t>80.00</w:t>
+              <w:t>40.00</w:t>
             </w:r>
           </w:p>
         </w:tc>
@@ -12557,7 +12557,7 @@
               <w:rPr>
                 <w:sz w:val="14"/>
               </w:rPr>
-              <w:t>80.00</w:t>
+              <w:t>40.00</w:t>
             </w:r>
           </w:p>
         </w:tc>
@@ -12624,7 +12624,7 @@
               <w:rPr>
                 <w:sz w:val="14"/>
               </w:rPr>
-              <w:t>80.00</w:t>
+              <w:t>40.00</w:t>
             </w:r>
           </w:p>
         </w:tc>
@@ -12637,7 +12637,7 @@
               <w:rPr>
                 <w:sz w:val="14"/>
               </w:rPr>
-              <w:t>80.00</w:t>
+              <w:t>40.00</w:t>
             </w:r>
           </w:p>
         </w:tc>
@@ -12704,7 +12704,7 @@
               <w:rPr>
                 <w:sz w:val="14"/>
               </w:rPr>
-              <w:t>80.00</w:t>
+              <w:t>40.00</w:t>
             </w:r>
           </w:p>
         </w:tc>
@@ -12717,7 +12717,7 @@
               <w:rPr>
                 <w:sz w:val="14"/>
               </w:rPr>
-              <w:t>80.00</w:t>
+              <w:t>40.00</w:t>
             </w:r>
           </w:p>
         </w:tc>
@@ -12898,20 +12898,20 @@
               <w:rPr>
                 <w:sz w:val="14"/>
               </w:rPr>
-              <w:t>80.00</w:t>
-            </w:r>
-          </w:p>
-        </w:tc>
-        <w:tc>
-          <w:tcPr>
-            <w:tcW w:type="dxa" w:w="1170"/>
-          </w:tcPr>
-          <w:p>
-            <w:r>
-              <w:rPr>
-                <w:sz w:val="14"/>
-              </w:rPr>
-              <w:t>80.00</w:t>
+              <w:t>40.00</w:t>
+            </w:r>
+          </w:p>
+        </w:tc>
+        <w:tc>
+          <w:tcPr>
+            <w:tcW w:type="dxa" w:w="1170"/>
+          </w:tcPr>
+          <w:p>
+            <w:r>
+              <w:rPr>
+                <w:sz w:val="14"/>
+              </w:rPr>
+              <w:t>40.00</w:t>
             </w:r>
           </w:p>
         </w:tc>
@@ -13216,46 +13216,46 @@
               <w:rPr>
                 <w:sz w:val="14"/>
               </w:rPr>
-              <w:t>159.7</w:t>
-            </w:r>
-          </w:p>
-        </w:tc>
-        <w:tc>
-          <w:tcPr>
-            <w:tcW w:type="dxa" w:w="1170"/>
-          </w:tcPr>
-          <w:p>
-            <w:r>
-              <w:rPr>
-                <w:sz w:val="14"/>
-              </w:rPr>
-              <w:t>122.4</w:t>
-            </w:r>
-          </w:p>
-        </w:tc>
-        <w:tc>
-          <w:tcPr>
-            <w:tcW w:type="dxa" w:w="1170"/>
-          </w:tcPr>
-          <w:p>
-            <w:r>
-              <w:rPr>
-                <w:sz w:val="14"/>
-              </w:rPr>
-              <w:t>2.682</w:t>
-            </w:r>
-          </w:p>
-        </w:tc>
-        <w:tc>
-          <w:tcPr>
-            <w:tcW w:type="dxa" w:w="1170"/>
-          </w:tcPr>
-          <w:p>
-            <w:r>
-              <w:rPr>
-                <w:sz w:val="14"/>
-              </w:rPr>
-              <w:t>23</w:t>
+              <w:t>152.4</w:t>
+            </w:r>
+          </w:p>
+        </w:tc>
+        <w:tc>
+          <w:tcPr>
+            <w:tcW w:type="dxa" w:w="1170"/>
+          </w:tcPr>
+          <w:p>
+            <w:r>
+              <w:rPr>
+                <w:sz w:val="14"/>
+              </w:rPr>
+              <w:t>123.1</w:t>
+            </w:r>
+          </w:p>
+        </w:tc>
+        <w:tc>
+          <w:tcPr>
+            <w:tcW w:type="dxa" w:w="1170"/>
+          </w:tcPr>
+          <w:p>
+            <w:r>
+              <w:rPr>
+                <w:sz w:val="14"/>
+              </w:rPr>
+              <w:t>2.089</w:t>
+            </w:r>
+          </w:p>
+        </w:tc>
+        <w:tc>
+          <w:tcPr>
+            <w:tcW w:type="dxa" w:w="1170"/>
+          </w:tcPr>
+          <w:p>
+            <w:r>
+              <w:rPr>
+                <w:sz w:val="14"/>
+              </w:rPr>
+              <w:t>17</w:t>
             </w:r>
           </w:p>
         </w:tc>
@@ -13322,46 +13322,46 @@
               <w:rPr>
                 <w:sz w:val="14"/>
               </w:rPr>
-              <w:t>170.5</w:t>
-            </w:r>
-          </w:p>
-        </w:tc>
-        <w:tc>
-          <w:tcPr>
-            <w:tcW w:type="dxa" w:w="1170"/>
-          </w:tcPr>
-          <w:p>
-            <w:r>
-              <w:rPr>
-                <w:sz w:val="14"/>
-              </w:rPr>
-              <w:t>111.6</w:t>
-            </w:r>
-          </w:p>
-        </w:tc>
-        <w:tc>
-          <w:tcPr>
-            <w:tcW w:type="dxa" w:w="1170"/>
-          </w:tcPr>
-          <w:p>
-            <w:r>
-              <w:rPr>
-                <w:sz w:val="14"/>
-              </w:rPr>
-              <w:t>1.583</w:t>
-            </w:r>
-          </w:p>
-        </w:tc>
-        <w:tc>
-          <w:tcPr>
-            <w:tcW w:type="dxa" w:w="1170"/>
-          </w:tcPr>
-          <w:p>
-            <w:r>
-              <w:rPr>
-                <w:sz w:val="14"/>
-              </w:rPr>
-              <w:t>15</w:t>
+              <w:t>155.1</w:t>
+            </w:r>
+          </w:p>
+        </w:tc>
+        <w:tc>
+          <w:tcPr>
+            <w:tcW w:type="dxa" w:w="1170"/>
+          </w:tcPr>
+          <w:p>
+            <w:r>
+              <w:rPr>
+                <w:sz w:val="14"/>
+              </w:rPr>
+              <w:t>115.3</w:t>
+            </w:r>
+          </w:p>
+        </w:tc>
+        <w:tc>
+          <w:tcPr>
+            <w:tcW w:type="dxa" w:w="1170"/>
+          </w:tcPr>
+          <w:p>
+            <w:r>
+              <w:rPr>
+                <w:sz w:val="14"/>
+              </w:rPr>
+              <w:t>2.089</w:t>
+            </w:r>
+          </w:p>
+        </w:tc>
+        <w:tc>
+          <w:tcPr>
+            <w:tcW w:type="dxa" w:w="1170"/>
+          </w:tcPr>
+          <w:p>
+            <w:r>
+              <w:rPr>
+                <w:sz w:val="14"/>
+              </w:rPr>
+              <w:t>16</w:t>
             </w:r>
           </w:p>
         </w:tc>
@@ -13454,20 +13454,20 @@
               <w:rPr>
                 <w:sz w:val="14"/>
               </w:rPr>
-              <w:t>4.944</w:t>
-            </w:r>
-          </w:p>
-        </w:tc>
-        <w:tc>
-          <w:tcPr>
-            <w:tcW w:type="dxa" w:w="1170"/>
-          </w:tcPr>
-          <w:p>
-            <w:r>
-              <w:rPr>
-                <w:sz w:val="14"/>
-              </w:rPr>
-              <w:t>17</w:t>
+              <w:t>5.119</w:t>
+            </w:r>
+          </w:p>
+        </w:tc>
+        <w:tc>
+          <w:tcPr>
+            <w:tcW w:type="dxa" w:w="1170"/>
+          </w:tcPr>
+          <w:p>
+            <w:r>
+              <w:rPr>
+                <w:sz w:val="14"/>
+              </w:rPr>
+              <w:t>18</w:t>
             </w:r>
           </w:p>
         </w:tc>
@@ -13534,20 +13534,20 @@
               <w:rPr>
                 <w:sz w:val="14"/>
               </w:rPr>
-              <w:t>80.00</w:t>
-            </w:r>
-          </w:p>
-        </w:tc>
-        <w:tc>
-          <w:tcPr>
-            <w:tcW w:type="dxa" w:w="1170"/>
-          </w:tcPr>
-          <w:p>
-            <w:r>
-              <w:rPr>
-                <w:sz w:val="14"/>
-              </w:rPr>
-              <w:t>80.00</w:t>
+              <w:t>40.00</w:t>
+            </w:r>
+          </w:p>
+        </w:tc>
+        <w:tc>
+          <w:tcPr>
+            <w:tcW w:type="dxa" w:w="1170"/>
+          </w:tcPr>
+          <w:p>
+            <w:r>
+              <w:rPr>
+                <w:sz w:val="14"/>
+              </w:rPr>
+              <w:t>40.00</w:t>
             </w:r>
           </w:p>
         </w:tc>
@@ -13586,7 +13586,7 @@
               <w:rPr>
                 <w:sz w:val="14"/>
               </w:rPr>
-              <w:t>11</w:t>
+              <w:t>3</w:t>
             </w:r>
           </w:p>
         </w:tc>
@@ -13640,20 +13640,7 @@
               <w:rPr>
                 <w:sz w:val="14"/>
               </w:rPr>
-              <w:t>80.00</w:t>
-            </w:r>
-          </w:p>
-        </w:tc>
-        <w:tc>
-          <w:tcPr>
-            <w:tcW w:type="dxa" w:w="1170"/>
-          </w:tcPr>
-          <w:p>
-            <w:r>
-              <w:rPr>
-                <w:sz w:val="14"/>
-              </w:rPr>
-              <w:t>80.00</w:t>
+              <w:t>6417.0</w:t>
             </w:r>
           </w:p>
         </w:tc>
@@ -13679,6 +13666,19 @@
               <w:rPr>
                 <w:sz w:val="14"/>
               </w:rPr>
+              <w:t>0.000</w:t>
+            </w:r>
+          </w:p>
+        </w:tc>
+        <w:tc>
+          <w:tcPr>
+            <w:tcW w:type="dxa" w:w="1170"/>
+          </w:tcPr>
+          <w:p>
+            <w:r>
+              <w:rPr>
+                <w:sz w:val="14"/>
+              </w:rPr>
               <w:t>1</w:t>
             </w:r>
           </w:p>
@@ -13692,7 +13692,7 @@
               <w:rPr>
                 <w:sz w:val="14"/>
               </w:rPr>
-              <w:t>5</w:t>
+              <w:t>6</w:t>
             </w:r>
           </w:p>
         </w:tc>
@@ -13785,6 +13785,19 @@
               <w:rPr>
                 <w:sz w:val="14"/>
               </w:rPr>
+              <w:t>1</w:t>
+            </w:r>
+          </w:p>
+        </w:tc>
+        <w:tc>
+          <w:tcPr>
+            <w:tcW w:type="dxa" w:w="1170"/>
+          </w:tcPr>
+          <w:p>
+            <w:r>
+              <w:rPr>
+                <w:sz w:val="14"/>
+              </w:rPr>
               <w:t>6</w:t>
             </w:r>
           </w:p>
@@ -13798,20 +13811,7 @@
               <w:rPr>
                 <w:sz w:val="14"/>
               </w:rPr>
-              <w:t>1</w:t>
-            </w:r>
-          </w:p>
-        </w:tc>
-        <w:tc>
-          <w:tcPr>
-            <w:tcW w:type="dxa" w:w="1170"/>
-          </w:tcPr>
-          <w:p>
-            <w:r>
-              <w:rPr>
-                <w:sz w:val="14"/>
-              </w:rPr>
-              <w:t>False</w:t>
+              <w:t>True</w:t>
             </w:r>
           </w:p>
         </w:tc>
@@ -13852,46 +13852,46 @@
               <w:rPr>
                 <w:sz w:val="14"/>
               </w:rPr>
-              <w:t>80.00</w:t>
-            </w:r>
-          </w:p>
-        </w:tc>
-        <w:tc>
-          <w:tcPr>
-            <w:tcW w:type="dxa" w:w="1170"/>
-          </w:tcPr>
-          <w:p>
-            <w:r>
-              <w:rPr>
-                <w:sz w:val="14"/>
-              </w:rPr>
-              <w:t>80.00</w:t>
-            </w:r>
-          </w:p>
-        </w:tc>
-        <w:tc>
-          <w:tcPr>
-            <w:tcW w:type="dxa" w:w="1170"/>
-          </w:tcPr>
-          <w:p>
-            <w:r>
-              <w:rPr>
-                <w:sz w:val="14"/>
-              </w:rPr>
-              <w:t>1.012</w:t>
-            </w:r>
-          </w:p>
-        </w:tc>
-        <w:tc>
-          <w:tcPr>
-            <w:tcW w:type="dxa" w:w="1170"/>
-          </w:tcPr>
-          <w:p>
-            <w:r>
-              <w:rPr>
-                <w:sz w:val="14"/>
-              </w:rPr>
-              <w:t>15</w:t>
+              <w:t>40.00</w:t>
+            </w:r>
+          </w:p>
+        </w:tc>
+        <w:tc>
+          <w:tcPr>
+            <w:tcW w:type="dxa" w:w="1170"/>
+          </w:tcPr>
+          <w:p>
+            <w:r>
+              <w:rPr>
+                <w:sz w:val="14"/>
+              </w:rPr>
+              <w:t>40.00</w:t>
+            </w:r>
+          </w:p>
+        </w:tc>
+        <w:tc>
+          <w:tcPr>
+            <w:tcW w:type="dxa" w:w="1170"/>
+          </w:tcPr>
+          <w:p>
+            <w:r>
+              <w:rPr>
+                <w:sz w:val="14"/>
+              </w:rPr>
+              <w:t>2.008</w:t>
+            </w:r>
+          </w:p>
+        </w:tc>
+        <w:tc>
+          <w:tcPr>
+            <w:tcW w:type="dxa" w:w="1170"/>
+          </w:tcPr>
+          <w:p>
+            <w:r>
+              <w:rPr>
+                <w:sz w:val="14"/>
+              </w:rPr>
+              <w:t>23</w:t>
             </w:r>
           </w:p>
         </w:tc>
@@ -13958,46 +13958,46 @@
               <w:rPr>
                 <w:sz w:val="14"/>
               </w:rPr>
-              <w:t>80.00</w:t>
-            </w:r>
-          </w:p>
-        </w:tc>
-        <w:tc>
-          <w:tcPr>
-            <w:tcW w:type="dxa" w:w="1170"/>
-          </w:tcPr>
-          <w:p>
-            <w:r>
-              <w:rPr>
-                <w:sz w:val="14"/>
-              </w:rPr>
-              <w:t>80.00</w:t>
-            </w:r>
-          </w:p>
-        </w:tc>
-        <w:tc>
-          <w:tcPr>
-            <w:tcW w:type="dxa" w:w="1170"/>
-          </w:tcPr>
-          <w:p>
-            <w:r>
-              <w:rPr>
-                <w:sz w:val="14"/>
-              </w:rPr>
-              <w:t>1.243</w:t>
-            </w:r>
-          </w:p>
-        </w:tc>
-        <w:tc>
-          <w:tcPr>
-            <w:tcW w:type="dxa" w:w="1170"/>
-          </w:tcPr>
-          <w:p>
-            <w:r>
-              <w:rPr>
-                <w:sz w:val="14"/>
-              </w:rPr>
-              <w:t>16</w:t>
+              <w:t>40.00</w:t>
+            </w:r>
+          </w:p>
+        </w:tc>
+        <w:tc>
+          <w:tcPr>
+            <w:tcW w:type="dxa" w:w="1170"/>
+          </w:tcPr>
+          <w:p>
+            <w:r>
+              <w:rPr>
+                <w:sz w:val="14"/>
+              </w:rPr>
+              <w:t>40.00</w:t>
+            </w:r>
+          </w:p>
+        </w:tc>
+        <w:tc>
+          <w:tcPr>
+            <w:tcW w:type="dxa" w:w="1170"/>
+          </w:tcPr>
+          <w:p>
+            <w:r>
+              <w:rPr>
+                <w:sz w:val="14"/>
+              </w:rPr>
+              <w:t>1.976</w:t>
+            </w:r>
+          </w:p>
+        </w:tc>
+        <w:tc>
+          <w:tcPr>
+            <w:tcW w:type="dxa" w:w="1170"/>
+          </w:tcPr>
+          <w:p>
+            <w:r>
+              <w:rPr>
+                <w:sz w:val="14"/>
+              </w:rPr>
+              <w:t>22</w:t>
             </w:r>
           </w:p>
         </w:tc>
@@ -14090,20 +14090,20 @@
               <w:rPr>
                 <w:sz w:val="14"/>
               </w:rPr>
-              <w:t>1.794</w:t>
-            </w:r>
-          </w:p>
-        </w:tc>
-        <w:tc>
-          <w:tcPr>
-            <w:tcW w:type="dxa" w:w="1170"/>
-          </w:tcPr>
-          <w:p>
-            <w:r>
-              <w:rPr>
-                <w:sz w:val="14"/>
-              </w:rPr>
-              <w:t>17</w:t>
+              <w:t>3.819</w:t>
+            </w:r>
+          </w:p>
+        </w:tc>
+        <w:tc>
+          <w:tcPr>
+            <w:tcW w:type="dxa" w:w="1170"/>
+          </w:tcPr>
+          <w:p>
+            <w:r>
+              <w:rPr>
+                <w:sz w:val="14"/>
+              </w:rPr>
+              <w:t>18</w:t>
             </w:r>
           </w:p>
         </w:tc>
@@ -14293,7 +14293,7 @@
               <w:rPr>
                 <w:sz w:val="14"/>
               </w:rPr>
-              <w:t>80.00</w:t>
+              <w:t>40.00</w:t>
             </w:r>
           </w:p>
         </w:tc>
@@ -14306,7 +14306,7 @@
               <w:rPr>
                 <w:sz w:val="14"/>
               </w:rPr>
-              <w:t>80.00</w:t>
+              <w:t>40.00</w:t>
             </w:r>
           </w:p>
         </w:tc>
@@ -14332,7 +14332,7 @@
               <w:rPr>
                 <w:sz w:val="14"/>
               </w:rPr>
-              <w:t>0.654</w:t>
+              <w:t>0.325</w:t>
             </w:r>
           </w:p>
         </w:tc>
@@ -14373,7 +14373,7 @@
               <w:rPr>
                 <w:sz w:val="14"/>
               </w:rPr>
-              <w:t>80.00</w:t>
+              <w:t>40.00</w:t>
             </w:r>
           </w:p>
         </w:tc>
@@ -14386,7 +14386,7 @@
               <w:rPr>
                 <w:sz w:val="14"/>
               </w:rPr>
-              <w:t>80.00</w:t>
+              <w:t>40.00</w:t>
             </w:r>
           </w:p>
         </w:tc>
@@ -14412,7 +14412,7 @@
               <w:rPr>
                 <w:sz w:val="14"/>
               </w:rPr>
-              <w:t>0.654</w:t>
+              <w:t>0.325</w:t>
             </w:r>
           </w:p>
         </w:tc>
@@ -14453,7 +14453,7 @@
               <w:rPr>
                 <w:sz w:val="14"/>
               </w:rPr>
-              <w:t>80.00</w:t>
+              <w:t>40.00</w:t>
             </w:r>
           </w:p>
         </w:tc>
@@ -14466,7 +14466,7 @@
               <w:rPr>
                 <w:sz w:val="14"/>
               </w:rPr>
-              <w:t>80.00</w:t>
+              <w:t>40.00</w:t>
             </w:r>
           </w:p>
         </w:tc>
@@ -14492,7 +14492,7 @@
               <w:rPr>
                 <w:sz w:val="14"/>
               </w:rPr>
-              <w:t>0.654</w:t>
+              <w:t>0.325</w:t>
             </w:r>
           </w:p>
         </w:tc>
@@ -14688,7 +14688,7 @@
               <w:rPr>
                 <w:sz w:val="14"/>
               </w:rPr>
-              <w:t>80.00</w:t>
+              <w:t>40.00</w:t>
             </w:r>
           </w:p>
         </w:tc>
@@ -14701,7 +14701,7 @@
               <w:rPr>
                 <w:sz w:val="14"/>
               </w:rPr>
-              <w:t>80.00</w:t>
+              <w:t>40.00</w:t>
             </w:r>
           </w:p>
         </w:tc>
@@ -14714,7 +14714,7 @@
               <w:rPr>
                 <w:sz w:val="14"/>
               </w:rPr>
-              <w:t>3010.1</w:t>
+              <w:t>51.89</w:t>
             </w:r>
           </w:p>
         </w:tc>
@@ -14727,7 +14727,7 @@
               <w:rPr>
                 <w:sz w:val="14"/>
               </w:rPr>
-              <w:t>1012.6</w:t>
+              <w:t>51.89</w:t>
             </w:r>
           </w:p>
         </w:tc>
@@ -14740,7 +14740,7 @@
               <w:rPr>
                 <w:sz w:val="14"/>
               </w:rPr>
-              <w:t>0.116</w:t>
+              <w:t>0.000</w:t>
             </w:r>
           </w:p>
         </w:tc>
@@ -14753,7 +14753,7 @@
               <w:rPr>
                 <w:sz w:val="14"/>
               </w:rPr>
-              <w:t>False</w:t>
+              <w:t>True</w:t>
             </w:r>
           </w:p>
         </w:tc>
@@ -14766,7 +14766,7 @@
               <w:rPr>
                 <w:sz w:val="14"/>
               </w:rPr>
-              <w:t>False</w:t>
+              <w:t>True</w:t>
             </w:r>
           </w:p>
         </w:tc>
@@ -14807,7 +14807,7 @@
               <w:rPr>
                 <w:sz w:val="14"/>
               </w:rPr>
-              <w:t>80.00</w:t>
+              <w:t>40.00</w:t>
             </w:r>
           </w:p>
         </w:tc>
@@ -14820,7 +14820,7 @@
               <w:rPr>
                 <w:sz w:val="14"/>
               </w:rPr>
-              <w:t>80.00</w:t>
+              <w:t>40.00</w:t>
             </w:r>
           </w:p>
         </w:tc>
@@ -14833,7 +14833,7 @@
               <w:rPr>
                 <w:sz w:val="14"/>
               </w:rPr>
-              <w:t>2909.3</w:t>
+              <w:t>53.23</w:t>
             </w:r>
           </w:p>
         </w:tc>
@@ -14846,7 +14846,7 @@
               <w:rPr>
                 <w:sz w:val="14"/>
               </w:rPr>
-              <w:t>1013.8</w:t>
+              <w:t>53.23</w:t>
             </w:r>
           </w:p>
         </w:tc>
@@ -14859,7 +14859,7 @@
               <w:rPr>
                 <w:sz w:val="14"/>
               </w:rPr>
-              <w:t>0.112</w:t>
+              <w:t>0.000</w:t>
             </w:r>
           </w:p>
         </w:tc>
@@ -14926,7 +14926,7 @@
               <w:rPr>
                 <w:sz w:val="14"/>
               </w:rPr>
-              <w:t>80.00</w:t>
+              <w:t>40.00</w:t>
             </w:r>
           </w:p>
         </w:tc>
@@ -14939,7 +14939,7 @@
               <w:rPr>
                 <w:sz w:val="14"/>
               </w:rPr>
-              <w:t>80.00</w:t>
+              <w:t>40.00</w:t>
             </w:r>
           </w:p>
         </w:tc>
@@ -14952,7 +14952,7 @@
               <w:rPr>
                 <w:sz w:val="14"/>
               </w:rPr>
-              <w:t>103.8</w:t>
+              <w:t>53.05</w:t>
             </w:r>
           </w:p>
         </w:tc>
@@ -14965,7 +14965,7 @@
               <w:rPr>
                 <w:sz w:val="14"/>
               </w:rPr>
-              <w:t>103.8</w:t>
+              <w:t>53.05</w:t>
             </w:r>
           </w:p>
         </w:tc>
@@ -14991,7 +14991,7 @@
               <w:rPr>
                 <w:sz w:val="14"/>
               </w:rPr>
-              <w:t>True</w:t>
+              <w:t>False</w:t>
             </w:r>
           </w:p>
         </w:tc>
@@ -15004,7 +15004,7 @@
               <w:rPr>
                 <w:sz w:val="14"/>
               </w:rPr>
-              <w:t>True</w:t>
+              <w:t>False</w:t>
             </w:r>
           </w:p>
         </w:tc>
@@ -15045,7 +15045,7 @@
               <w:rPr>
                 <w:sz w:val="14"/>
               </w:rPr>
-              <w:t>80.00</w:t>
+              <w:t>40.00</w:t>
             </w:r>
           </w:p>
         </w:tc>
@@ -15058,7 +15058,7 @@
               <w:rPr>
                 <w:sz w:val="14"/>
               </w:rPr>
-              <w:t>80.00</w:t>
+              <w:t>40.00</w:t>
             </w:r>
           </w:p>
         </w:tc>
@@ -15071,7 +15071,7 @@
               <w:rPr>
                 <w:sz w:val="14"/>
               </w:rPr>
-              <w:t>104.4</w:t>
+              <w:t>5816.7</w:t>
             </w:r>
           </w:p>
         </w:tc>
@@ -15084,7 +15084,7 @@
               <w:rPr>
                 <w:sz w:val="14"/>
               </w:rPr>
-              <w:t>103.8</w:t>
+              <w:t>2726.6</w:t>
             </w:r>
           </w:p>
         </w:tc>
@@ -15097,7 +15097,7 @@
               <w:rPr>
                 <w:sz w:val="14"/>
               </w:rPr>
-              <w:t>0.000</w:t>
+              <w:t>0.216</w:t>
             </w:r>
           </w:p>
         </w:tc>
@@ -15164,7 +15164,7 @@
               <w:rPr>
                 <w:sz w:val="14"/>
               </w:rPr>
-              <w:t>80.00</w:t>
+              <w:t>40.00</w:t>
             </w:r>
           </w:p>
         </w:tc>
@@ -15177,7 +15177,7 @@
               <w:rPr>
                 <w:sz w:val="14"/>
               </w:rPr>
-              <w:t>80.00</w:t>
+              <w:t>40.00</w:t>
             </w:r>
           </w:p>
         </w:tc>
@@ -15190,7 +15190,7 @@
               <w:rPr>
                 <w:sz w:val="14"/>
               </w:rPr>
-              <w:t>103.8</w:t>
+              <w:t>51.89</w:t>
             </w:r>
           </w:p>
         </w:tc>
@@ -15203,7 +15203,7 @@
               <w:rPr>
                 <w:sz w:val="14"/>
               </w:rPr>
-              <w:t>103.8</w:t>
+              <w:t>51.89</w:t>
             </w:r>
           </w:p>
         </w:tc>
@@ -15283,7 +15283,7 @@
               <w:rPr>
                 <w:sz w:val="14"/>
               </w:rPr>
-              <w:t>80.00</w:t>
+              <w:t>40.00</w:t>
             </w:r>
           </w:p>
         </w:tc>
@@ -15296,7 +15296,7 @@
               <w:rPr>
                 <w:sz w:val="14"/>
               </w:rPr>
-              <w:t>80.00</w:t>
+              <w:t>40.00</w:t>
             </w:r>
           </w:p>
         </w:tc>
@@ -15309,7 +15309,7 @@
               <w:rPr>
                 <w:sz w:val="14"/>
               </w:rPr>
-              <w:t>103.8</w:t>
+              <w:t>51.89</w:t>
             </w:r>
           </w:p>
         </w:tc>
@@ -15322,7 +15322,7 @@
               <w:rPr>
                 <w:sz w:val="14"/>
               </w:rPr>
-              <w:t>103.8</w:t>
+              <w:t>51.89</w:t>
             </w:r>
           </w:p>
         </w:tc>
@@ -15402,7 +15402,7 @@
               <w:rPr>
                 <w:sz w:val="14"/>
               </w:rPr>
-              <w:t>80.00</w:t>
+              <w:t>40.00</w:t>
             </w:r>
           </w:p>
         </w:tc>
@@ -15415,7 +15415,7 @@
               <w:rPr>
                 <w:sz w:val="14"/>
               </w:rPr>
-              <w:t>80.00</w:t>
+              <w:t>40.00</w:t>
             </w:r>
           </w:p>
         </w:tc>
@@ -15428,7 +15428,7 @@
               <w:rPr>
                 <w:sz w:val="14"/>
               </w:rPr>
-              <w:t>110.1</w:t>
+              <w:t>4723.9</w:t>
             </w:r>
           </w:p>
         </w:tc>
@@ -15441,7 +15441,7 @@
               <w:rPr>
                 <w:sz w:val="14"/>
               </w:rPr>
-              <w:t>110.1</w:t>
+              <w:t>1248.8</w:t>
             </w:r>
           </w:p>
         </w:tc>
@@ -15454,7 +15454,7 @@
               <w:rPr>
                 <w:sz w:val="14"/>
               </w:rPr>
-              <w:t>0.000</w:t>
+              <w:t>0.140</w:t>
             </w:r>
           </w:p>
         </w:tc>
@@ -15521,7 +15521,7 @@
               <w:rPr>
                 <w:sz w:val="14"/>
               </w:rPr>
-              <w:t>80.00</w:t>
+              <w:t>40.00</w:t>
             </w:r>
           </w:p>
         </w:tc>
@@ -15534,7 +15534,7 @@
               <w:rPr>
                 <w:sz w:val="14"/>
               </w:rPr>
-              <w:t>80.00</w:t>
+              <w:t>40.00</w:t>
             </w:r>
           </w:p>
         </w:tc>
@@ -15547,7 +15547,7 @@
               <w:rPr>
                 <w:sz w:val="14"/>
               </w:rPr>
-              <w:t>627.2</w:t>
+              <w:t>55.82</w:t>
             </w:r>
           </w:p>
         </w:tc>
@@ -15560,7 +15560,7 @@
               <w:rPr>
                 <w:sz w:val="14"/>
               </w:rPr>
-              <w:t>510.1</w:t>
+              <w:t>55.21</w:t>
             </w:r>
           </w:p>
         </w:tc>
@@ -15573,7 +15573,7 @@
               <w:rPr>
                 <w:sz w:val="14"/>
               </w:rPr>
-              <w:t>0.040</w:t>
+              <w:t>0.000</w:t>
             </w:r>
           </w:p>
         </w:tc>
@@ -15640,7 +15640,7 @@
               <w:rPr>
                 <w:sz w:val="14"/>
               </w:rPr>
-              <w:t>80.00</w:t>
+              <w:t>40.00</w:t>
             </w:r>
           </w:p>
         </w:tc>
@@ -15653,7 +15653,7 @@
               <w:rPr>
                 <w:sz w:val="14"/>
               </w:rPr>
-              <w:t>80.00</w:t>
+              <w:t>40.00</w:t>
             </w:r>
           </w:p>
         </w:tc>
@@ -15666,7 +15666,7 @@
               <w:rPr>
                 <w:sz w:val="14"/>
               </w:rPr>
-              <w:t>114.4</w:t>
+              <w:t>5190.1</w:t>
             </w:r>
           </w:p>
         </w:tc>
@@ -15679,7 +15679,7 @@
               <w:rPr>
                 <w:sz w:val="14"/>
               </w:rPr>
-              <w:t>111.9</w:t>
+              <w:t>1152.8</w:t>
             </w:r>
           </w:p>
         </w:tc>
@@ -15692,7 +15692,7 @@
               <w:rPr>
                 <w:sz w:val="14"/>
               </w:rPr>
-              <w:t>0.000</w:t>
+              <w:t>0.164</w:t>
             </w:r>
           </w:p>
         </w:tc>
@@ -15759,7 +15759,7 @@
               <w:rPr>
                 <w:sz w:val="14"/>
               </w:rPr>
-              <w:t>80.00</w:t>
+              <w:t>4547.4</w:t>
             </w:r>
           </w:p>
         </w:tc>
@@ -15772,7 +15772,7 @@
               <w:rPr>
                 <w:sz w:val="14"/>
               </w:rPr>
-              <w:t>80.00</w:t>
+              <w:t>12.28</w:t>
             </w:r>
           </w:p>
         </w:tc>
@@ -15785,7 +15785,7 @@
               <w:rPr>
                 <w:sz w:val="14"/>
               </w:rPr>
-              <w:t>103.8</w:t>
+              <w:t>5929.2</w:t>
             </w:r>
           </w:p>
         </w:tc>
@@ -15798,7 +15798,7 @@
               <w:rPr>
                 <w:sz w:val="14"/>
               </w:rPr>
-              <w:t>103.8</w:t>
+              <w:t>997.2</w:t>
             </w:r>
           </w:p>
         </w:tc>
@@ -15811,7 +15811,7 @@
               <w:rPr>
                 <w:sz w:val="14"/>
               </w:rPr>
-              <w:t>0.000</w:t>
+              <w:t>0.972</w:t>
             </w:r>
           </w:p>
         </w:tc>
@@ -15837,7 +15837,7 @@
               <w:rPr>
                 <w:sz w:val="14"/>
               </w:rPr>
-              <w:t>True</w:t>
+              <w:t>False</w:t>
             </w:r>
           </w:p>
         </w:tc>
@@ -15878,7 +15878,7 @@
               <w:rPr>
                 <w:sz w:val="14"/>
               </w:rPr>
-              <w:t>80.00</w:t>
+              <w:t>6417.0</w:t>
             </w:r>
           </w:p>
         </w:tc>
@@ -15891,7 +15891,7 @@
               <w:rPr>
                 <w:sz w:val="14"/>
               </w:rPr>
-              <w:t>80.00</w:t>
+              <w:t>0.000</w:t>
             </w:r>
           </w:p>
         </w:tc>
@@ -15904,7 +15904,7 @@
               <w:rPr>
                 <w:sz w:val="14"/>
               </w:rPr>
-              <w:t>103.8</w:t>
+              <w:t>8324.5</w:t>
             </w:r>
           </w:p>
         </w:tc>
@@ -15917,7 +15917,7 @@
               <w:rPr>
                 <w:sz w:val="14"/>
               </w:rPr>
-              <w:t>103.8</w:t>
+              <w:t>0.000</w:t>
             </w:r>
           </w:p>
         </w:tc>
@@ -15930,7 +15930,7 @@
               <w:rPr>
                 <w:sz w:val="14"/>
               </w:rPr>
-              <w:t>0.000</w:t>
+              <w:t>1.000</w:t>
             </w:r>
           </w:p>
         </w:tc>
@@ -15956,7 +15956,7 @@
               <w:rPr>
                 <w:sz w:val="14"/>
               </w:rPr>
-              <w:t>True</w:t>
+              <w:t>False</w:t>
             </w:r>
           </w:p>
         </w:tc>
@@ -15997,7 +15997,7 @@
               <w:rPr>
                 <w:sz w:val="14"/>
               </w:rPr>
-              <w:t>3210.6</w:t>
+              <w:t>6417.0</w:t>
             </w:r>
           </w:p>
         </w:tc>
@@ -16010,7 +16010,7 @@
               <w:rPr>
                 <w:sz w:val="14"/>
               </w:rPr>
-              <w:t>40.00</w:t>
+              <w:t>0.000</w:t>
             </w:r>
           </w:p>
         </w:tc>
@@ -16023,7 +16023,7 @@
               <w:rPr>
                 <w:sz w:val="14"/>
               </w:rPr>
-              <w:t>4200.4</w:t>
+              <w:t>8324.5</w:t>
             </w:r>
           </w:p>
         </w:tc>
@@ -16036,7 +16036,7 @@
               <w:rPr>
                 <w:sz w:val="14"/>
               </w:rPr>
-              <w:t>226.0</w:t>
+              <w:t>0.000</w:t>
             </w:r>
           </w:p>
         </w:tc>
@@ -16235,7 +16235,7 @@
               <w:rPr>
                 <w:sz w:val="14"/>
               </w:rPr>
-              <w:t>80.00</w:t>
+              <w:t>40.00</w:t>
             </w:r>
           </w:p>
         </w:tc>
@@ -16248,7 +16248,7 @@
               <w:rPr>
                 <w:sz w:val="14"/>
               </w:rPr>
-              <w:t>80.00</w:t>
+              <w:t>40.00</w:t>
             </w:r>
           </w:p>
         </w:tc>
@@ -16261,7 +16261,7 @@
               <w:rPr>
                 <w:sz w:val="14"/>
               </w:rPr>
-              <w:t>7465.5</w:t>
+              <w:t>51.89</w:t>
             </w:r>
           </w:p>
         </w:tc>
@@ -16274,7 +16274,7 @@
               <w:rPr>
                 <w:sz w:val="14"/>
               </w:rPr>
-              <w:t>5482.6</w:t>
+              <w:t>51.89</w:t>
             </w:r>
           </w:p>
         </w:tc>
@@ -16287,7 +16287,7 @@
               <w:rPr>
                 <w:sz w:val="14"/>
               </w:rPr>
-              <w:t>0.432</w:t>
+              <w:t>0.000</w:t>
             </w:r>
           </w:p>
         </w:tc>
@@ -16313,7 +16313,7 @@
               <w:rPr>
                 <w:sz w:val="14"/>
               </w:rPr>
-              <w:t>False</w:t>
+              <w:t>True</w:t>
             </w:r>
           </w:p>
         </w:tc>
@@ -16354,7 +16354,7 @@
               <w:rPr>
                 <w:sz w:val="14"/>
               </w:rPr>
-              <w:t>80.00</w:t>
+              <w:t>40.00</w:t>
             </w:r>
           </w:p>
         </w:tc>
@@ -16367,7 +16367,7 @@
               <w:rPr>
                 <w:sz w:val="14"/>
               </w:rPr>
-              <w:t>80.00</w:t>
+              <w:t>40.00</w:t>
             </w:r>
           </w:p>
         </w:tc>
@@ -16380,7 +16380,7 @@
               <w:rPr>
                 <w:sz w:val="14"/>
               </w:rPr>
-              <w:t>103.8</w:t>
+              <w:t>51.89</w:t>
             </w:r>
           </w:p>
         </w:tc>
@@ -16393,7 +16393,7 @@
               <w:rPr>
                 <w:sz w:val="14"/>
               </w:rPr>
-              <w:t>103.8</w:t>
+              <w:t>51.89</w:t>
             </w:r>
           </w:p>
         </w:tc>
@@ -16473,7 +16473,7 @@
               <w:rPr>
                 <w:sz w:val="14"/>
               </w:rPr>
-              <w:t>80.00</w:t>
+              <w:t>40.00</w:t>
             </w:r>
           </w:p>
         </w:tc>
@@ -16486,7 +16486,7 @@
               <w:rPr>
                 <w:sz w:val="14"/>
               </w:rPr>
-              <w:t>80.00</w:t>
+              <w:t>40.00</w:t>
             </w:r>
           </w:p>
         </w:tc>
@@ -16499,7 +16499,7 @@
               <w:rPr>
                 <w:sz w:val="14"/>
               </w:rPr>
-              <w:t>2211.4</w:t>
+              <w:t>51.89</w:t>
             </w:r>
           </w:p>
         </w:tc>
@@ -16512,7 +16512,7 @@
               <w:rPr>
                 <w:sz w:val="14"/>
               </w:rPr>
-              <w:t>655.8</w:t>
+              <w:t>51.89</w:t>
             </w:r>
           </w:p>
         </w:tc>
@@ -16525,7 +16525,7 @@
               <w:rPr>
                 <w:sz w:val="14"/>
               </w:rPr>
-              <w:t>0.068</w:t>
+              <w:t>0.000</w:t>
             </w:r>
           </w:p>
         </w:tc>
@@ -16551,7 +16551,7 @@
               <w:rPr>
                 <w:sz w:val="14"/>
               </w:rPr>
-              <w:t>False</w:t>
+              <w:t>True</w:t>
             </w:r>
           </w:p>
         </w:tc>
@@ -17345,7 +17345,7 @@
               <w:rPr>
                 <w:sz w:val="14"/>
               </w:rPr>
-              <w:t>0.000</w:t>
+              <w:t>382.1</w:t>
             </w:r>
           </w:p>
         </w:tc>
@@ -17358,7 +17358,7 @@
               <w:rPr>
                 <w:sz w:val="14"/>
               </w:rPr>
-              <w:t>1.000</w:t>
+              <w:t>0.992</w:t>
             </w:r>
           </w:p>
         </w:tc>
@@ -17464,7 +17464,7 @@
               <w:rPr>
                 <w:sz w:val="14"/>
               </w:rPr>
-              <w:t>900.9</w:t>
+              <w:t>0.000</w:t>
             </w:r>
           </w:p>
         </w:tc>
@@ -17477,7 +17477,7 @@
               <w:rPr>
                 <w:sz w:val="14"/>
               </w:rPr>
-              <w:t>0.984</w:t>
+              <w:t>1.000</w:t>
             </w:r>
           </w:p>
         </w:tc>
@@ -17664,7 +17664,7 @@
         <w:t>-1</w:t>
       </w:r>
       <w:r>
-        <w:t>, whereas the shedding baseline produced Lmax=80.00 kg m</w:t>
+        <w:t>, whereas the shedding baseline produced Lmax=40.00 kg m</w:t>
       </w:r>
       <w:r>
         <w:rPr>
@@ -17673,7 +17673,7 @@
         <w:t>-1</w:t>
       </w:r>
       <w:r>
-        <w:t xml:space="preserve"> and Smax=80.00 kg m</w:t>
+        <w:t xml:space="preserve"> and Smax=40.00 kg m</w:t>
       </w:r>
       <w:r>
         <w:rPr>
@@ -17682,7 +17682,7 @@
         <w:t>-1</w:t>
       </w:r>
       <w:r>
-        <w:t>. These are modeled unit-width masses, not structural loads. The frozen 8% four-metric convergence tolerance was met by 3 of 9 tested resolution combinations. At the production 1 h interval, all 3 selected uniform, continuous-joint, and mapped-joint designs failed the same composite criterion. Smax is release mass in one model interval and therefore must be interpreted with the stated timestep.</w:t>
+        <w:t>. These are modeled unit-width masses, not structural loads. The frozen 8% four-metric convergence tolerance was met by 3 of 9 tested resolution combinations. The 0.5-h interval was the frozen numerical reference and production resolution. At 1 h, 3 of 3 selected uniform, continuous-joint, and mapped-joint designs failed the same composite criterion relative to 0.5 h. The targeted 0.25-h check failed it for 3 of 3 selected designs relative to 0.25 h. Accordingly, 0.5 h is described as the production reference resolution, not as demonstrated convergence beyond that interval. Smax is release mass in one model interval and therefore must be interpreted with the stated timestep.</w:t>
       </w:r>
     </w:p>
     <w:p>
@@ -17695,7 +17695,7 @@
     </w:p>
     <w:p>
       <w:r>
-        <w:t>The exhaustive uniform grid produced 2912 nondominated design rows but only 2 objective pairs: 80.00/80.00 kg m</w:t>
+        <w:t>The exhaustive uniform grid produced 2910 nondominated design rows but only 2 objective pairs: 40.00/40.00 kg m</w:t>
       </w:r>
       <w:r>
         <w:rPr>
@@ -17726,17 +17726,17 @@
     </w:p>
     <w:p>
       <w:r>
-        <w:t>The uniform set contained two unique objective pairs, whereas the joint set contained eight, including the uniform endpoints and additional intermediate trade-offs. Under the frozen common reference, their normalized hypervolumes were 0.402 and 0.611; joint additive epsilon versus uniform was 0.000.</w:t>
+        <w:t>The uniform set contained 2 unique objective pairs, whereas the joint set contained 6, including the uniform endpoints and additional intermediate trade-offs. Under the common audit reference, their normalized hypervolumes were 0.701 and 0.762; joint additive epsilon versus uniform was 0.000.</w:t>
       </w:r>
     </w:p>
     <w:p>
       <w:r>
-        <w:t>The complete frontier summary was uniform: 2 objective pairs, normalized hypervolume 0.402, additive epsilon versus uniform 0.000; geometry: 15 objective pairs, normalized hypervolume 0.267, additive epsilon versus uniform 0.205; surface: 2 objective pairs, normalized hypervolume 0.402, additive epsilon versus uniform 0.000; joint: 8 objective pairs, normalized hypervolume 0.611, additive epsilon versus uniform 0.000. Joint hypervolume exceeded uniform because the joint set included the uniform objective pairs and 6 additional intermediate pairs. Joint additive epsilon versus uniform was nevertheless zero because every uniform reference point was weakly matched; this does not imply front-wide superiority. Hypervolume ordering was unchanged under the audited origin and reference-margin choices.</w:t>
+        <w:t>The complete frontier summary was uniform: 2 objective pairs, normalized hypervolume 0.701, additive epsilon versus uniform 0.000; geometry: 6 objective pairs, normalized hypervolume 0.504, additive epsilon versus uniform 0.209; surface: 2 objective pairs, normalized hypervolume 0.701, additive epsilon versus uniform 0.000; joint: 6 objective pairs, normalized hypervolume 0.762, additive epsilon versus uniform 0.000. Joint hypervolume exceeded uniform because the joint set included the uniform objective pairs and 4 additional intermediate pairs. Joint additive epsilon versus uniform was nevertheless zero because every uniform reference point was weakly matched; this does not imply front-wide superiority. Hypervolume ordering was unchanged under the audited origin and reference-margin choices.</w:t>
       </w:r>
     </w:p>
     <w:p>
       <w:r>
-        <w:t>The front-specific joint knee was 3210.6/40.00 kg m</w:t>
+        <w:t>The front-specific joint knee was 4547.4/12.28 kg m</w:t>
       </w:r>
       <w:r>
         <w:rPr>
@@ -17745,7 +17745,7 @@
         <w:t>-1</w:t>
       </w:r>
       <w:r>
-        <w:t>, whereas common normalization selected 2941.9/43.33 kg m</w:t>
+        <w:t>, whereas common normalization selected 40.00/40.00 kg m</w:t>
       </w:r>
       <w:r>
         <w:rPr>
@@ -17763,7 +17763,7 @@
         <w:t>-1</w:t>
       </w:r>
       <w:r>
-        <w:t>, the minimum observed Lmax was 5082.2 kg m</w:t>
+        <w:t>, the minimum observed Lmax was 4545.9 kg m</w:t>
       </w:r>
       <w:r>
         <w:rPr>
@@ -17794,7 +17794,7 @@
     </w:p>
     <w:p>
       <w:r>
-        <w:t>Among 14 candidates with the nominal 80.00/80.00 kg m</w:t>
+        <w:t>Among 12 candidates with the nominal 40.00/40.00 kg m</w:t>
       </w:r>
       <w:r>
         <w:rPr>
@@ -17803,7 +17803,7 @@
         <w:t>-1</w:t>
       </w:r>
       <w:r>
-        <w:t xml:space="preserve"> objective pair, Q95 Lmax ranged from 103.8 to 7465.5 kg m</w:t>
+        <w:t xml:space="preserve"> objective pair, Q95 Lmax ranged from 51.89 to 5816.7 kg m</w:t>
       </w:r>
       <w:r>
         <w:rPr>
@@ -17812,7 +17812,7 @@
         <w:t>-1</w:t>
       </w:r>
       <w:r>
-        <w:t>, Q95 Smax ranged from 103.8 to 5482.6 kg m</w:t>
+        <w:t>, Q95 Smax ranged from 51.89 to 2726.6 kg m</w:t>
       </w:r>
       <w:r>
         <w:rPr>
@@ -17821,7 +17821,7 @@
         <w:t>-1</w:t>
       </w:r>
       <w:r>
-        <w:t>, and manual-intervention probability ranged from 0.000 to 0.432. The minimum scalar robustness score was shared by 6 candidates, so the retained selected flag is only a deterministic row-order tie-break. Monte Carlo quantiles describe the configured perturbation model, not empirical confidence intervals.</w:t>
+        <w:t>, and manual-intervention probability ranged from 0.000 to 0.216. The minimum scalar robustness score was shared by 6 candidates, so the retained selected flag is only a deterministic row-order tie-break. Monte Carlo quantiles describe the configured perturbation model, not empirical confidence intervals.</w:t>
       </w:r>
     </w:p>
     <w:p>
@@ -17834,7 +17834,7 @@
     </w:p>
     <w:p>
       <w:r>
-        <w:t>Only 9 of the 1928 joint design rows met all post hoc constructability checks, and all belonged to the 80.00/80.00 kg m</w:t>
+        <w:t>No joint design row among the 1341 nondominated rows met all post hoc constructability checks. The selected continuous joint knee had 23 slope and 23 surface transitions and minimum segment length 1 cell. Generic mapping reduced these to 6 and 0 transitions; Lmax changed by -4469.09 kg m</w:t>
       </w:r>
       <w:r>
         <w:rPr>
@@ -17843,7 +17843,7 @@
         <w:t>-1</w:t>
       </w:r>
       <w:r>
-        <w:t xml:space="preserve"> objective pair. The selected continuous joint knee had 23 slope and 23 surface transitions and minimum segment length 1 cell. Generic mapping reduced these to 6 and 3 transitions; Lmax changed by 11.68 kg m</w:t>
+        <w:t xml:space="preserve"> (-98.28%) and Smax by +66.00 kg m</w:t>
       </w:r>
       <w:r>
         <w:rPr>
@@ -17852,16 +17852,7 @@
         <w:t>-1</w:t>
       </w:r>
       <w:r>
-        <w:t xml:space="preserve"> (0.36%) and Smax by 4.41 kg m</w:t>
-      </w:r>
-      <w:r>
-        <w:rPr>
-          <w:vertAlign w:val="superscript"/>
-        </w:rPr>
-        <w:t>-1</w:t>
-      </w:r>
-      <w:r>
-        <w:t xml:space="preserve"> (11.03%). The mapped profile is a feasible translation, not a constrained optimum. Every frozen transition-penalty setting selected a uniform design. Labor-scarcity and phase-diagram classifications remain illustrative decision weights, not community or building-code recommendations.</w:t>
+        <w:t xml:space="preserve"> (+537.47%). The mapped profile is a post hoc rule-compliant translation, not a constrained optimum. Every frozen transition-penalty setting selected a uniform design. Labor-scarcity and phase-diagram classifications remain illustrative decision weights, not community or building-code recommendations.</w:t>
       </w:r>
     </w:p>
     <w:p>
@@ -17874,7 +17865,7 @@
     </w:p>
     <w:p>
       <w:r>
-        <w:t>Daily forcing covered 4 stations and 12 station-winters without missing temperature or snowfall days. Joint-to-uniform Lmax ratios ranged from 1.21 to 11.62, while Smax reductions ranged from 48.96% to 50.00%. These paired modeled trade-offs were strongly station-winter dependent. Table 9 gives the paired station-winter results. Daily ground observations are supplementary forcing, not roof-scale validation, and daily Smax is not directly comparable with hourly Smax.</w:t>
+        <w:t>Daily forcing covered 4 stations and 12 station-winters without missing temperature or snowfall days. Joint-to-uniform Lmax ratios ranged from 2.84 to 16.68, while Smax reductions ranged from 67.01% to 70.83%. These paired modeled trade-offs were strongly station-winter dependent. Table 9 gives the paired station-winter results. Daily ground observations are supplementary forcing, not roof-scale validation, and daily Smax is not directly comparable with subdaily synthetic Smax.</w:t>
       </w:r>
     </w:p>
     <w:p>
@@ -18093,7 +18084,7 @@
               <w:rPr>
                 <w:sz w:val="14"/>
               </w:rPr>
-              <w:t>3760.0</w:t>
+              <w:t>5612.9</w:t>
             </w:r>
           </w:p>
         </w:tc>
@@ -18106,7 +18097,7 @@
               <w:rPr>
                 <w:sz w:val="14"/>
               </w:rPr>
-              <w:t>10.88</w:t>
+              <w:t>16.24</w:t>
             </w:r>
           </w:p>
         </w:tc>
@@ -18132,7 +18123,7 @@
               <w:rPr>
                 <w:sz w:val="14"/>
               </w:rPr>
-              <w:t>175.6</w:t>
+              <w:t>114.0</w:t>
             </w:r>
           </w:p>
         </w:tc>
@@ -18145,7 +18136,7 @@
               <w:rPr>
                 <w:sz w:val="14"/>
               </w:rPr>
-              <w:t>49.19</w:t>
+              <w:t>67.01</w:t>
             </w:r>
           </w:p>
         </w:tc>
@@ -18212,7 +18203,7 @@
               <w:rPr>
                 <w:sz w:val="14"/>
               </w:rPr>
-              <w:t>3903.8</w:t>
+              <w:t>5603.9</w:t>
             </w:r>
           </w:p>
         </w:tc>
@@ -18225,7 +18216,7 @@
               <w:rPr>
                 <w:sz w:val="14"/>
               </w:rPr>
-              <w:t>11.62</w:t>
+              <w:t>16.68</w:t>
             </w:r>
           </w:p>
         </w:tc>
@@ -18251,7 +18242,7 @@
               <w:rPr>
                 <w:sz w:val="14"/>
               </w:rPr>
-              <w:t>168.0</w:t>
+              <w:t>106.0</w:t>
             </w:r>
           </w:p>
         </w:tc>
@@ -18264,7 +18255,7 @@
               <w:rPr>
                 <w:sz w:val="14"/>
               </w:rPr>
-              <w:t>50.00</w:t>
+              <w:t>68.45</w:t>
             </w:r>
           </w:p>
         </w:tc>
@@ -18331,7 +18322,7 @@
               <w:rPr>
                 <w:sz w:val="14"/>
               </w:rPr>
-              <w:t>3151.5</w:t>
+              <w:t>5064.1</w:t>
             </w:r>
           </w:p>
         </w:tc>
@@ -18344,7 +18335,7 @@
               <w:rPr>
                 <w:sz w:val="14"/>
               </w:rPr>
-              <w:t>10.26</w:t>
+              <w:t>16.48</w:t>
             </w:r>
           </w:p>
         </w:tc>
@@ -18370,7 +18361,7 @@
               <w:rPr>
                 <w:sz w:val="14"/>
               </w:rPr>
-              <w:t>153.6</w:t>
+              <w:t>97.60</w:t>
             </w:r>
           </w:p>
         </w:tc>
@@ -18383,7 +18374,7 @@
               <w:rPr>
                 <w:sz w:val="14"/>
               </w:rPr>
-              <w:t>50.00</w:t>
+              <w:t>68.23</w:t>
             </w:r>
           </w:p>
         </w:tc>
@@ -18450,7 +18441,7 @@
               <w:rPr>
                 <w:sz w:val="14"/>
               </w:rPr>
-              <w:t>2910.6</w:t>
+              <w:t>4278.4</w:t>
             </w:r>
           </w:p>
         </w:tc>
@@ -18463,7 +18454,7 @@
               <w:rPr>
                 <w:sz w:val="14"/>
               </w:rPr>
-              <w:t>9.187</w:t>
+              <w:t>13.50</w:t>
             </w:r>
           </w:p>
         </w:tc>
@@ -18489,7 +18480,7 @@
               <w:rPr>
                 <w:sz w:val="14"/>
               </w:rPr>
-              <w:t>158.4</w:t>
+              <w:t>92.40</w:t>
             </w:r>
           </w:p>
         </w:tc>
@@ -18502,7 +18493,7 @@
               <w:rPr>
                 <w:sz w:val="14"/>
               </w:rPr>
-              <w:t>50.00</w:t>
+              <w:t>70.83</w:t>
             </w:r>
           </w:p>
         </w:tc>
@@ -18569,7 +18560,7 @@
               <w:rPr>
                 <w:sz w:val="14"/>
               </w:rPr>
-              <w:t>2282.4</w:t>
+              <w:t>3682.3</w:t>
             </w:r>
           </w:p>
         </w:tc>
@@ -18582,7 +18573,7 @@
               <w:rPr>
                 <w:sz w:val="14"/>
               </w:rPr>
-              <w:t>5.058</w:t>
+              <w:t>8.161</w:t>
             </w:r>
           </w:p>
         </w:tc>
@@ -18608,7 +18599,7 @@
               <w:rPr>
                 <w:sz w:val="14"/>
               </w:rPr>
-              <w:t>225.6</w:t>
+              <w:t>131.6</w:t>
             </w:r>
           </w:p>
         </w:tc>
@@ -18621,7 +18612,7 @@
               <w:rPr>
                 <w:sz w:val="14"/>
               </w:rPr>
-              <w:t>50.00</w:t>
+              <w:t>70.83</w:t>
             </w:r>
           </w:p>
         </w:tc>
@@ -18688,7 +18679,7 @@
               <w:rPr>
                 <w:sz w:val="14"/>
               </w:rPr>
-              <w:t>563.2</w:t>
+              <w:t>1729.7</w:t>
             </w:r>
           </w:p>
         </w:tc>
@@ -18701,7 +18692,7 @@
               <w:rPr>
                 <w:sz w:val="14"/>
               </w:rPr>
-              <w:t>2.023</w:t>
+              <w:t>6.213</w:t>
             </w:r>
           </w:p>
         </w:tc>
@@ -18727,7 +18718,7 @@
               <w:rPr>
                 <w:sz w:val="14"/>
               </w:rPr>
-              <w:t>139.6</w:t>
+              <w:t>81.60</w:t>
             </w:r>
           </w:p>
         </w:tc>
@@ -18740,7 +18731,7 @@
               <w:rPr>
                 <w:sz w:val="14"/>
               </w:rPr>
-              <w:t>49.86</w:t>
+              <w:t>70.69</w:t>
             </w:r>
           </w:p>
         </w:tc>
@@ -18807,7 +18798,7 @@
               <w:rPr>
                 <w:sz w:val="14"/>
               </w:rPr>
-              <w:t>2570.7</w:t>
+              <w:t>3701.6</w:t>
             </w:r>
           </w:p>
         </w:tc>
@@ -18820,7 +18811,7 @@
               <w:rPr>
                 <w:sz w:val="14"/>
               </w:rPr>
-              <w:t>5.150</w:t>
+              <w:t>7.415</w:t>
             </w:r>
           </w:p>
         </w:tc>
@@ -18846,7 +18837,7 @@
               <w:rPr>
                 <w:sz w:val="14"/>
               </w:rPr>
-              <w:t>254.8</w:t>
+              <w:t>145.6</w:t>
             </w:r>
           </w:p>
         </w:tc>
@@ -18859,7 +18850,7 @@
               <w:rPr>
                 <w:sz w:val="14"/>
               </w:rPr>
-              <w:t>48.96</w:t>
+              <w:t>70.83</w:t>
             </w:r>
           </w:p>
         </w:tc>
@@ -18926,7 +18917,7 @@
               <w:rPr>
                 <w:sz w:val="14"/>
               </w:rPr>
-              <w:t>1728.7</w:t>
+              <w:t>3372.6</w:t>
             </w:r>
           </w:p>
         </w:tc>
@@ -18939,7 +18930,7 @@
               <w:rPr>
                 <w:sz w:val="14"/>
               </w:rPr>
-              <w:t>6.209</w:t>
+              <w:t>12.11</w:t>
             </w:r>
           </w:p>
         </w:tc>
@@ -18965,7 +18956,7 @@
               <w:rPr>
                 <w:sz w:val="14"/>
               </w:rPr>
-              <w:t>139.2</w:t>
+              <w:t>81.20</w:t>
             </w:r>
           </w:p>
         </w:tc>
@@ -18978,7 +18969,7 @@
               <w:rPr>
                 <w:sz w:val="14"/>
               </w:rPr>
-              <w:t>50.00</w:t>
+              <w:t>70.83</w:t>
             </w:r>
           </w:p>
         </w:tc>
@@ -19045,7 +19036,7 @@
               <w:rPr>
                 <w:sz w:val="14"/>
               </w:rPr>
-              <w:t>787.8</w:t>
+              <w:t>2376.7</w:t>
             </w:r>
           </w:p>
         </w:tc>
@@ -19058,7 +19049,7 @@
               <w:rPr>
                 <w:sz w:val="14"/>
               </w:rPr>
-              <w:t>2.830</w:t>
+              <w:t>8.537</w:t>
             </w:r>
           </w:p>
         </w:tc>
@@ -19084,7 +19075,7 @@
               <w:rPr>
                 <w:sz w:val="14"/>
               </w:rPr>
-              <w:t>139.2</w:t>
+              <w:t>81.20</w:t>
             </w:r>
           </w:p>
         </w:tc>
@@ -19097,7 +19088,7 @@
               <w:rPr>
                 <w:sz w:val="14"/>
               </w:rPr>
-              <w:t>50.00</w:t>
+              <w:t>70.83</w:t>
             </w:r>
           </w:p>
         </w:tc>
@@ -19164,7 +19155,7 @@
               <w:rPr>
                 <w:sz w:val="14"/>
               </w:rPr>
-              <w:t>1140.7</w:t>
+              <w:t>2319.6</w:t>
             </w:r>
           </w:p>
         </w:tc>
@@ -19177,7 +19168,7 @@
               <w:rPr>
                 <w:sz w:val="14"/>
               </w:rPr>
-              <w:t>2.971</w:t>
+              <w:t>6.041</w:t>
             </w:r>
           </w:p>
         </w:tc>
@@ -19203,7 +19194,7 @@
               <w:rPr>
                 <w:sz w:val="14"/>
               </w:rPr>
-              <w:t>192.0</w:t>
+              <w:t>112.0</w:t>
             </w:r>
           </w:p>
         </w:tc>
@@ -19216,7 +19207,7 @@
               <w:rPr>
                 <w:sz w:val="14"/>
               </w:rPr>
-              <w:t>50.00</w:t>
+              <w:t>70.83</w:t>
             </w:r>
           </w:p>
         </w:tc>
@@ -19283,7 +19274,7 @@
               <w:rPr>
                 <w:sz w:val="14"/>
               </w:rPr>
-              <w:t>749.0</w:t>
+              <w:t>1349.8</w:t>
             </w:r>
           </w:p>
         </w:tc>
@@ -19296,7 +19287,7 @@
               <w:rPr>
                 <w:sz w:val="14"/>
               </w:rPr>
-              <w:t>1.660</w:t>
+              <w:t>2.992</w:t>
             </w:r>
           </w:p>
         </w:tc>
@@ -19322,7 +19313,7 @@
               <w:rPr>
                 <w:sz w:val="14"/>
               </w:rPr>
-              <w:t>224.4</w:t>
+              <w:t>130.9</w:t>
             </w:r>
           </w:p>
         </w:tc>
@@ -19335,7 +19326,7 @@
               <w:rPr>
                 <w:sz w:val="14"/>
               </w:rPr>
-              <w:t>50.00</w:t>
+              <w:t>70.83</w:t>
             </w:r>
           </w:p>
         </w:tc>
@@ -19402,7 +19393,7 @@
               <w:rPr>
                 <w:sz w:val="14"/>
               </w:rPr>
-              <w:t>441.2</w:t>
+              <w:t>1037.3</w:t>
             </w:r>
           </w:p>
         </w:tc>
@@ -19415,7 +19406,7 @@
               <w:rPr>
                 <w:sz w:val="14"/>
               </w:rPr>
-              <w:t>1.209</w:t>
+              <w:t>2.843</w:t>
             </w:r>
           </w:p>
         </w:tc>
@@ -19441,7 +19432,7 @@
               <w:rPr>
                 <w:sz w:val="14"/>
               </w:rPr>
-              <w:t>178.9</w:t>
+              <w:t>104.4</w:t>
             </w:r>
           </w:p>
         </w:tc>
@@ -19454,7 +19445,7 @@
               <w:rPr>
                 <w:sz w:val="14"/>
               </w:rPr>
-              <w:t>50.00</w:t>
+              <w:t>70.83</w:t>
             </w:r>
           </w:p>
         </w:tc>
@@ -19470,7 +19461,7 @@
     </w:p>
     <w:p>
       <w:r>
-        <w:t>The frozen research question can be answered narrowly: under identical modeled forcing, spatial variation did not improve the 2 uniform objective regimes, but it introduced 6 observed intermediate Lmax-Smax combinations that the exhaustive uniform grid did not attain under the same objective caps. This is an expansion of the modeled trade-off set, not universal superiority. The joint front's larger hypervolume and zero additive epsilon are compatible because it contains the uniform endpoints while filling intermediate regions.</w:t>
+        <w:t>The frozen research question can be answered narrowly: under identical modeled forcing, spatial variation did not improve the 2 uniform objective regimes, but it introduced 4 observed intermediate Lmax-Smax combinations that the exhaustive uniform grid did not attain under the same objective caps. This is an expansion of the modeled trade-off set, not universal superiority. The joint front's larger hypervolume and zero additive epsilon are compatible because it contains the uniform endpoints while filling intermediate regions.</w:t>
       </w:r>
     </w:p>
     <w:p>
@@ -19480,7 +19471,7 @@
     </w:p>
     <w:p>
       <w:r>
-        <w:t>Constructability materially changes the interpretation. The intermediate joint trade-offs were found in continuous profiles that did not directly satisfy all segment and transition limits. Post hoc mapping incurred modest Lmax change but an 11.03% Smax increase, and every frozen transition penalty selected a uniform regime. Graded concepts therefore require constrained reoptimization and physical testing before practical comparison.</w:t>
+        <w:t>Constructability materially changes the interpretation. The intermediate joint trade-offs were found in continuous profiles that did not directly satisfy all segment and transition limits. Post hoc mapping changed the selected knee's Lmax by -98.28% and Smax by +537.47%, and every frozen transition penalty selected a uniform regime. The nominal intermediate expansion therefore did not survive the constructability screen as a practical advantage. Graded concepts require constrained reoptimization and physical testing before practical comparison.</w:t>
       </w:r>
     </w:p>
     <w:p>
@@ -19498,7 +19489,7 @@
     </w:p>
     <w:p>
       <w:r>
-        <w:t>The model has not been calibrated or validated against roof-scale shedding measurements. It omits wind redistribution, three-dimensional flow, snow fracture and slab mechanics, cornices, local roof details, heat transfer through the assembly, impact trajectories, drainage blockage, structural response, and pedestrian exposure. Friction, adhesion, compaction, melt, and aging parameters include explicit assumptions. The 1 h production setting failed the frozen composite timestep criterion for all selected designs; event mass, event count, and SSCI were particularly interval sensitive. The heterogeneous sets are multi-seed heuristic results rather than guaranteed complete fronts. Daily JMA observations do not resolve subdaily events, and ground snowfall or snow depth is not roof snow mass. Accordingly, the study does not establish structural safety, pedestrian safety, code compliance, injury reduction, lifecycle cost, or universal effectiveness.</w:t>
+        <w:t>The model has not been calibrated or validated against roof-scale shedding measurements. It omits wind redistribution, three-dimensional flow, snow fracture and slab mechanics, cornices, local roof details, heat transfer through the assembly, impact trajectories, drainage blockage, structural response, and pedestrian exposure. Friction, adhesion, compaction, melt, and aging parameters include explicit assumptions. The 0.5-h production interval is the finest frozen-grid reference rather than proof of convergence beyond 0.5 h. The 1-h and targeted 0.25-h comparisons showed that event mass, event count, and SSCI were particularly interval sensitive. The heterogeneous sets are multi-seed heuristic results rather than guaranteed complete fronts. Daily JMA observations do not resolve subdaily events, and ground snowfall or snow depth is not roof snow mass. Accordingly, the study does not establish structural safety, pedestrian safety, code compliance, injury reduction, lifecycle cost, or universal effectiveness.</w:t>
       </w:r>
     </w:p>
     <w:p>
@@ -19511,7 +19502,7 @@
     </w:p>
     <w:p>
       <w:r>
-        <w:t>Future work should calibrate interface parameters across temperature, liquid-water content, roughness, aging, and load; validate mass and release timing against instrumented roofs; add wind redistribution and three-dimensional edge effects; reoptimize at finer timesteps with explicitly constrained segments and surface classes; and predefine external-validation metrics before fitting.</w:t>
+        <w:t>Future work should calibrate interface parameters across temperature, liquid-water content, roughness, aging, and load; validate mass and release timing against instrumented roofs; add wind redistribution and three-dimensional edge effects; define an interval-invariant release-rate outcome if cross-timestep comparison is required; optimize explicitly constrained segments and surface classes; and predefine external-validation metrics before fitting.</w:t>
       </w:r>
     </w:p>
     <w:p>
@@ -19524,7 +19515,7 @@
     </w:p>
     <w:p>
       <w:r>
-        <w:t>An exhaustive uniform reference had 2 modeled objective regimes. Heuristic joint spatial grading preserved those regimes and added 6 intermediate trade-off combinations, but the intermediate continuous profiles were not directly constructable under all frozen checks, nominal objectives did not determine robustness, and the 1 h production timestep was not converged under the composite criterion. The findings are reproducible design-space hypotheses for constrained reoptimization and roof-scale validation, not design approval or safety certification.</w:t>
+        <w:t>An exhaustive uniform reference had 2 modeled objective regimes. Heuristic joint spatial grading preserved those regimes and added 4 intermediate trade-off combinations. However, no joint row directly passed all frozen constructability checks, post hoc mapping removed the selected nominal intermediate advantage, nominal objectives did not determine robustness, and the targeted 0.25-h check confirmed interval sensitivity. Constructability and numerical interpretation therefore dominate the theoretical grading benefit. The findings are reproducible design-space hypotheses for constrained reoptimization and roof-scale validation, not design approval or safety certification.</w:t>
       </w:r>
     </w:p>
     <w:p>

--- a/manuscript/manuscript_CRST_inline_final.docx
+++ b/manuscript/manuscript_CRST_inline_final.docx
@@ -8,7 +8,7 @@
         <w:jc w:val="center"/>
       </w:pPr>
       <w:r>
-        <w:t>Functionally graded roofs for passive snow management: a reduced-order multiobjective modeling study</w:t>
+        <w:t>Functionally graded roofs for passive snow management: nominal trade-off expansion limited by constructability and timestep sensitivity</w:t>
       </w:r>
     </w:p>
     <w:p>
@@ -45,7 +45,7 @@
     </w:p>
     <w:p>
       <w:r>
-        <w:t>Passive roof-snow strategies trade retained modeled snow mass against discrete eave-release mass. We tested whether spatial variation in slope, friction, and adhesion changed that trade-off relative to an exhaustively mapped uniform design space. A unit-width, cell-based threshold-release model was evaluated under synthetic weather, with Japanese Meteorological Agency daily observations used only as supplementary forcing. Multi-seed NSGA-II generated geometry-only, surface-only, and joint heterogeneous sets. The uniform set contained 2 unique objective pairs, whereas the joint set contained 6, including the uniform endpoints and additional intermediate trade-offs. Under the common audit reference, their normalized hypervolumes were 0.701 and 0.762; joint additive epsilon versus uniform was 0.000. The joint set had 4 intermediate objective pairs unavailable to the uniform set under the same objective caps. 6 candidates tied the minimum robustness score. Mapping the continuous joint knee to rule-compliant generic segments changed modeled retained mass by -98.28% and release mass by +537.47%. A targeted 0.25-h sensitivity failed the four-metric tolerance for 3 of 3 selected designs relative to the 0.5-h production results. Spatial grading expanded the nominal modeled set, but constructability and interval sensitivity dominated the practical interpretation; no front-wide superiority, structural safety, or validated roof performance is established.</w:t>
+        <w:t>Passive roof-snow strategies trade retained modeled snow mass against discrete eave-release mass. We tested whether spatial variation in slope, friction, and adhesion changed that trade-off relative to an exhaustively mapped uniform design space. A unit-width, cell-based threshold-release model was evaluated under synthetic weather, with Japanese Meteorological Agency daily observations used only as supplementary forcing. Multi-seed NSGA-II generated geometry-only, surface-only, and joint heterogeneous sets. The uniform set contained 2 unique objective pairs, whereas the joint set contained 6, including the uniform endpoints and additional intermediate trade-offs. Under the common audit reference, their normalized hypervolumes were 0.701 and 0.762; joint additive epsilon versus uniform was 0.000. The joint set had 4 intermediate objective pairs unavailable to the uniform set under the same objective caps. 6 candidates tied the minimum robustness score. Mapping the continuous joint knee to rule-compliant generic segments changed modeled retained mass by -98.28% and release mass by +537.47%, shifting the selected point toward the low-retention, high-release shedding regime. A targeted 0.25-h sensitivity failed the four-metric tolerance for 3 of 3 selected designs relative to the 0.5-h production results. Spatial grading produced nominal intermediate trade-offs absent from the exhaustive uniform grid, but constructability and interval sensitivity substantially limit interpretation; no front-wide superiority, structural safety, or validated roof performance is established.</w:t>
       </w:r>
     </w:p>
     <w:p>
@@ -344,7 +344,7 @@
         <w:jc w:val="center"/>
       </w:pPr>
       <w:r>
-        <w:t>Figure 4. Continuous joint-knee slope and friction profiles compared with the post hoc segmented, generic-class mapping.</w:t>
+        <w:t>Figure 4. Continuous joint-knee slope and friction profiles compared with the post hoc rule-compliant segmented, generic-class mapping; the mapped profile is not a constrained optimum.</w:t>
       </w:r>
     </w:p>
     <w:p>
@@ -2930,7 +2930,7 @@
         <w:spacing w:before="240" w:after="120"/>
       </w:pPr>
       <w:r>
-        <w:t>Table 3. Continuous-to-discrete profile loss.</w:t>
+        <w:t>Table 3. Post hoc continuous-to-discrete objective-space movement.</w:t>
       </w:r>
     </w:p>
     <w:tbl>
@@ -3452,7 +3452,7 @@
     </w:p>
     <w:p>
       <w:r>
-        <w:t>A full 30 x 30 x 7 uniform slope-friction-adhesion map preceded heterogeneous optimization. Geometry-only, surface-only, and joint profiles were parameterized by 4 control points interpolated across the roof. Checkpointed NSGA-II used a population of 48, 45 generations, and seeds 1701, 2903, 4517. Feasible historical evaluations from every seed were combined and filtered to approximate nondominated heterogeneous sets; only the uniform grid was exhaustively enumerated. Objective pairs were deduplicated at six decimal places for frontier metrics while design rows remained available for robustness and constructability analyses. Normalized hypervolume used common bounds and a reference at 105% of the joint objective maxima. Additive epsilon versus uniform, combined-set dominance, matched-objective constraints, and reference-point sensitivity were calculated. A normalized-distance knee was reported only as a within-front descriptive selection; common and front-specific normalizations were audited separately. Per-seed metrics summarized optimizer stochasticity in a machine-readable supplement. Production used a 0.5-h timestep, the finest resolution in the frozen grid. A targeted 0.25-h reevaluation of selected designs was reported as post-freeze numerical sensitivity rather than a second optimization. Figure 6 reports numerical convergence; Figure 7 reports prespecified one-at-a-time sensitivity.</w:t>
+        <w:t>A full 30 x 30 x 7 uniform slope-friction-adhesion map preceded heterogeneous optimization. Geometry-only, surface-only, and joint profiles were parameterized by 4 control points interpolated across the roof. Checkpointed NSGA-II used a population of 48, 45 generations, and seeds 1701, 2903, 4517. All feasible evaluations from every seed were combined and filtered to approximate nondominated heterogeneous sets; only the uniform grid was exhaustively enumerated. Objective pairs were deduplicated at six decimal places for frontier metrics while design rows remained available for robustness and constructability analyses. Normalized hypervolume used common bounds and a reference at 105% of the joint objective maxima. Additive epsilon versus uniform, combined-set dominance, matched-objective constraints, and reference-point sensitivity were calculated. A normalized-distance knee was reported only as a within-front descriptive selection; common and front-specific normalizations were audited separately. Per-seed metrics summarized optimizer stochasticity in a machine-readable supplement. Production used a 0.5-h timestep, the finest resolution in the frozen grid. A targeted 0.25-h reevaluation of selected designs was reported as post-freeze numerical sensitivity rather than a second optimization. Figure 6 reports the numerical-resolution comparison; Figure 7 reports prespecified one-at-a-time sensitivity.</w:t>
       </w:r>
     </w:p>
     <w:p>
@@ -3502,7 +3502,7 @@
         <w:jc w:val="center"/>
       </w:pPr>
       <w:r>
-        <w:t>Figure 6. Four-metric numerical convergence relative to the 48-cell, 0.5-h reference; the dashed line is the frozen relative-error tolerance.</w:t>
+        <w:t>Figure 6. Four-metric numerical-resolution comparison relative to the 48-cell, 0.5-h reference; the dashed line is the frozen relative-error tolerance.</w:t>
       </w:r>
     </w:p>
     <w:p>
@@ -17641,7 +17641,7 @@
         <w:pStyle w:val="Heading2"/>
       </w:pPr>
       <w:r>
-        <w:t>3.1 Baselines and convergence</w:t>
+        <w:t>3.1 Baselines and numerical resolution</w:t>
       </w:r>
     </w:p>
     <w:p>
@@ -17682,7 +17682,7 @@
         <w:t>-1</w:t>
       </w:r>
       <w:r>
-        <w:t>. These are modeled unit-width masses, not structural loads. The frozen 8% four-metric convergence tolerance was met by 3 of 9 tested resolution combinations. The 0.5-h interval was the frozen numerical reference and production resolution. At 1 h, 3 of 3 selected uniform, continuous-joint, and mapped-joint designs failed the same composite criterion relative to 0.5 h. The targeted 0.25-h check failed it for 3 of 3 selected designs relative to 0.25 h. Accordingly, 0.5 h is described as the production reference resolution, not as demonstrated convergence beyond that interval. Smax is release mass in one model interval and therefore must be interpreted with the stated timestep.</w:t>
+        <w:t>. These are modeled unit-width masses, not structural loads. The frozen 8% four-metric convergence tolerance was met by 3 of 9 tested resolution combinations. The 0.5-h interval was the frozen numerical reference and production resolution. At 1 h, 3 of 3 selected uniform, continuous-joint, and mapped-joint designs failed the same composite criterion relative to 0.5 h. Comparing the 0.5-h production outcomes against targeted 0.25-h reevaluations, 3 of 3 selected designs failed the frozen four-metric tolerance. Accordingly, 0.5 h is described as the production reference resolution, not as demonstrated convergence beyond that interval. Smax is release mass in one model interval and therefore must be interpreted with the stated timestep.</w:t>
       </w:r>
     </w:p>
     <w:p>
@@ -19461,7 +19461,7 @@
     </w:p>
     <w:p>
       <w:r>
-        <w:t>The frozen research question can be answered narrowly: under identical modeled forcing, spatial variation did not improve the 2 uniform objective regimes, but it introduced 4 observed intermediate Lmax-Smax combinations that the exhaustive uniform grid did not attain under the same objective caps. This is an expansion of the modeled trade-off set, not universal superiority. The joint front's larger hypervolume and zero additive epsilon are compatible because it contains the uniform endpoints while filling intermediate regions.</w:t>
+        <w:t>The frozen research question can be answered narrowly: under identical modeled forcing, spatial variation retained the 2 uniform objective regimes and introduced 4 observed intermediate Lmax-Smax combinations that the exhaustive uniform grid did not attain under the same objective caps. This is an expansion of the modeled trade-off set, not universal superiority. The joint front's larger hypervolume and zero additive epsilon are compatible because it contains the uniform endpoints while filling intermediate regions.</w:t>
       </w:r>
     </w:p>
     <w:p>
@@ -19471,7 +19471,7 @@
     </w:p>
     <w:p>
       <w:r>
-        <w:t>Constructability materially changes the interpretation. The intermediate joint trade-offs were found in continuous profiles that did not directly satisfy all segment and transition limits. Post hoc mapping changed the selected knee's Lmax by -98.28% and Smax by +537.47%, and every frozen transition penalty selected a uniform regime. The nominal intermediate expansion therefore did not survive the constructability screen as a practical advantage. Graded concepts require constrained reoptimization and physical testing before practical comparison.</w:t>
+        <w:t>Constructability materially changes the interpretation. The intermediate joint trade-offs were found in continuous profiles that did not directly satisfy all segment and transition limits. Post hoc mapping changed the selected knee's Lmax by -98.28% and Smax by +537.47%, moving the point toward the low-retention, high-release shedding regime; every frozen transition penalty selected a uniform regime. Thus, the selected continuous-profile location in objective space was not preserved by the rule-compliant post hoc mapping. Graded concepts require constrained reoptimization and physical testing before practical comparison.</w:t>
       </w:r>
     </w:p>
     <w:p>
@@ -19515,7 +19515,7 @@
     </w:p>
     <w:p>
       <w:r>
-        <w:t>An exhaustive uniform reference had 2 modeled objective regimes. Heuristic joint spatial grading preserved those regimes and added 4 intermediate trade-off combinations. However, no joint row directly passed all frozen constructability checks, post hoc mapping removed the selected nominal intermediate advantage, nominal objectives did not determine robustness, and the targeted 0.25-h check confirmed interval sensitivity. Constructability and numerical interpretation therefore dominate the theoretical grading benefit. The findings are reproducible design-space hypotheses for constrained reoptimization and roof-scale validation, not design approval or safety certification.</w:t>
+        <w:t>An exhaustive uniform reference had 2 modeled objective regimes. Heuristic joint spatial grading preserved those regimes and added 4 intermediate trade-off combinations. However, no joint row directly passed all frozen constructability checks, post hoc mapping shifted the selected point toward the low-retention, high-release shedding regime, nominal objectives did not determine robustness, and the targeted 0.25-h check confirmed interval sensitivity. Constructability and numerical resolution therefore substantially limit interpretation of the nominal trade-off expansion. The findings are reproducible design-space hypotheses for constrained reoptimization and roof-scale validation, not design approval or safety certification.</w:t>
       </w:r>
     </w:p>
     <w:p>
